--- a/input/EN_18052.docx
+++ b/input/EN_18052.docx
@@ -1,10 +1,10 @@
 
 <file path=word/document.xml><?xml version="1.0" encoding="utf-8"?>
-<w:document xmlns:wpc="http://schemas.microsoft.com/office/word/2010/wordprocessingCanvas" xmlns:cx="http://schemas.microsoft.com/office/drawing/2014/chartex" xmlns:cx1="http://schemas.microsoft.com/office/drawing/2015/9/8/chartex" xmlns:mc="http://schemas.openxmlformats.org/markup-compatibility/2006" xmlns:o="urn:schemas-microsoft-com:office:office" xmlns:r="http://schemas.openxmlformats.org/officeDocument/2006/relationships" xmlns:m="http://schemas.openxmlformats.org/officeDocument/2006/math" xmlns:v="urn:schemas-microsoft-com:vml" xmlns:wp14="http://schemas.microsoft.com/office/word/2010/wordprocessingDrawing" xmlns:wp="http://schemas.openxmlformats.org/drawingml/2006/wordprocessingDrawing" xmlns:w10="urn:schemas-microsoft-com:office:word" xmlns:w="http://schemas.openxmlformats.org/wordprocessingml/2006/main" xmlns:w14="http://schemas.microsoft.com/office/word/2010/wordml" xmlns:w15="http://schemas.microsoft.com/office/word/2012/wordml" xmlns:w16se="http://schemas.microsoft.com/office/word/2015/wordml/symex" xmlns:wpg="http://schemas.microsoft.com/office/word/2010/wordprocessingGroup" xmlns:wpi="http://schemas.microsoft.com/office/word/2010/wordprocessingInk" xmlns:wne="http://schemas.microsoft.com/office/word/2006/wordml" xmlns:wps="http://schemas.microsoft.com/office/word/2010/wordprocessingShape" mc:Ignorable="w14 w15 w16se wp14">
+<w:document xmlns:wpc="http://schemas.microsoft.com/office/word/2010/wordprocessingCanvas" xmlns:cx="http://schemas.microsoft.com/office/drawing/2014/chartex" xmlns:cx1="http://schemas.microsoft.com/office/drawing/2015/9/8/chartex" xmlns:cx2="http://schemas.microsoft.com/office/drawing/2015/10/21/chartex" xmlns:cx3="http://schemas.microsoft.com/office/drawing/2016/5/9/chartex" xmlns:cx4="http://schemas.microsoft.com/office/drawing/2016/5/10/chartex" xmlns:cx5="http://schemas.microsoft.com/office/drawing/2016/5/11/chartex" xmlns:cx6="http://schemas.microsoft.com/office/drawing/2016/5/12/chartex" xmlns:cx7="http://schemas.microsoft.com/office/drawing/2016/5/13/chartex" xmlns:cx8="http://schemas.microsoft.com/office/drawing/2016/5/14/chartex" xmlns:mc="http://schemas.openxmlformats.org/markup-compatibility/2006" xmlns:aink="http://schemas.microsoft.com/office/drawing/2016/ink" xmlns:am3d="http://schemas.microsoft.com/office/drawing/2017/model3d" xmlns:o="urn:schemas-microsoft-com:office:office" xmlns:oel="http://schemas.microsoft.com/office/2019/extlst" xmlns:r="http://schemas.openxmlformats.org/officeDocument/2006/relationships" xmlns:m="http://schemas.openxmlformats.org/officeDocument/2006/math" xmlns:v="urn:schemas-microsoft-com:vml" xmlns:wp14="http://schemas.microsoft.com/office/word/2010/wordprocessingDrawing" xmlns:wp="http://schemas.openxmlformats.org/drawingml/2006/wordprocessingDrawing" xmlns:w10="urn:schemas-microsoft-com:office:word" xmlns:w="http://schemas.openxmlformats.org/wordprocessingml/2006/main" xmlns:w14="http://schemas.microsoft.com/office/word/2010/wordml" xmlns:w15="http://schemas.microsoft.com/office/word/2012/wordml" xmlns:w16cex="http://schemas.microsoft.com/office/word/2018/wordml/cex" xmlns:w16cid="http://schemas.microsoft.com/office/word/2016/wordml/cid" xmlns:w16="http://schemas.microsoft.com/office/word/2018/wordml" xmlns:w16du="http://schemas.microsoft.com/office/word/2023/wordml/word16du" xmlns:w16sdtdh="http://schemas.microsoft.com/office/word/2020/wordml/sdtdatahash" xmlns:w16sdtfl="http://schemas.microsoft.com/office/word/2024/wordml/sdtformatlock" xmlns:w16se="http://schemas.microsoft.com/office/word/2015/wordml/symex" xmlns:wpg="http://schemas.microsoft.com/office/word/2010/wordprocessingGroup" xmlns:wpi="http://schemas.microsoft.com/office/word/2010/wordprocessingInk" xmlns:wne="http://schemas.microsoft.com/office/word/2006/wordml" xmlns:wps="http://schemas.microsoft.com/office/word/2010/wordprocessingShape" mc:Ignorable="w14 w15 w16se w16cid w16 w16cex w16sdtdh w16sdtfl w16du wp14">
   <w:body>
     <w:p>
       <w:pPr>
-        <w:pStyle w:val="Nzev"/>
+        <w:pStyle w:val="Title"/>
         <w:spacing w:before="0" w:line="276" w:lineRule="auto"/>
         <w:outlineLvl w:val="9"/>
         <w:rPr>
@@ -187,7 +187,7 @@
     </w:tbl>
     <w:p>
       <w:pPr>
-        <w:pStyle w:val="Titulek"/>
+        <w:pStyle w:val="Caption"/>
         <w:jc w:val="right"/>
         <w:rPr>
           <w:lang w:val="en-US"/>
@@ -299,7 +299,7 @@
     </w:p>
     <w:p>
       <w:pPr>
-        <w:pStyle w:val="Nadpis1"/>
+        <w:pStyle w:val="Heading1"/>
       </w:pPr>
       <w:r>
         <w:t>Introduction</w:t>
@@ -314,7 +314,6 @@
         </w:rPr>
       </w:pPr>
       <w:proofErr w:type="spellStart"/>
-      <w:proofErr w:type="gramStart"/>
       <w:r>
         <w:rPr>
           <w:lang w:val="en-US"/>
@@ -322,7 +321,6 @@
         <w:t>eCall</w:t>
       </w:r>
       <w:proofErr w:type="spellEnd"/>
-      <w:proofErr w:type="gramEnd"/>
       <w:r>
         <w:rPr>
           <w:lang w:val="en-US"/>
@@ -416,7 +414,7 @@
     </w:p>
     <w:p>
       <w:pPr>
-        <w:pStyle w:val="Nadpis1"/>
+        <w:pStyle w:val="Heading1"/>
       </w:pPr>
       <w:r>
         <w:t>Usage</w:t>
@@ -494,7 +492,7 @@
     <w:bookmarkEnd w:id="1"/>
     <w:p>
       <w:pPr>
-        <w:pStyle w:val="Nadpis1"/>
+        <w:pStyle w:val="Heading1"/>
       </w:pPr>
       <w:r>
         <w:t>Scope</w:t>
@@ -662,7 +660,7 @@
     </w:p>
     <w:p>
       <w:pPr>
-        <w:pStyle w:val="Nadpis1"/>
+        <w:pStyle w:val="Heading1"/>
       </w:pPr>
       <w:r>
         <w:t>Related Documents</w:t>
@@ -764,7 +762,6 @@
         </w:rPr>
       </w:pPr>
       <w:proofErr w:type="spellStart"/>
-      <w:proofErr w:type="gramStart"/>
       <w:r>
         <w:rPr>
           <w:lang w:val="en-US"/>
@@ -772,7 +769,6 @@
         <w:t>prEN</w:t>
       </w:r>
       <w:proofErr w:type="spellEnd"/>
-      <w:proofErr w:type="gramEnd"/>
       <w:r>
         <w:rPr>
           <w:lang w:val="en-US"/>
@@ -858,7 +854,7 @@
     </w:p>
     <w:p>
       <w:pPr>
-        <w:pStyle w:val="Nadpis1"/>
+        <w:pStyle w:val="Heading1"/>
       </w:pPr>
       <w:r>
         <w:t>3</w:t>
@@ -981,21 +977,12 @@
           <w:lang w:val="en-US"/>
         </w:rPr>
       </w:pPr>
-      <w:proofErr w:type="gramStart"/>
       <w:r>
         <w:rPr>
           <w:b/>
           <w:lang w:val="en-US"/>
         </w:rPr>
-        <w:t>public</w:t>
-      </w:r>
-      <w:proofErr w:type="gramEnd"/>
-      <w:r>
-        <w:rPr>
-          <w:b/>
-          <w:lang w:val="en-US"/>
-        </w:rPr>
-        <w:t xml:space="preserve"> safety answering point (PSAP)</w:t>
+        <w:t>public safety answering point (PSAP)</w:t>
       </w:r>
       <w:r>
         <w:rPr>
@@ -1018,21 +1005,12 @@
           <w:lang w:val="en-US"/>
         </w:rPr>
       </w:pPr>
-      <w:proofErr w:type="gramStart"/>
       <w:r>
         <w:rPr>
           <w:b/>
           <w:lang w:val="en-US"/>
         </w:rPr>
-        <w:t>minimum</w:t>
-      </w:r>
-      <w:proofErr w:type="gramEnd"/>
-      <w:r>
-        <w:rPr>
-          <w:b/>
-          <w:lang w:val="en-US"/>
-        </w:rPr>
-        <w:t xml:space="preserve"> set of data (</w:t>
+        <w:t>minimum set of data (</w:t>
       </w:r>
       <w:r>
         <w:rPr>
@@ -1041,12 +1019,14 @@
         </w:rPr>
         <w:t>MSD)</w:t>
       </w:r>
+      <w:bookmarkStart w:id="53" w:name="OLE_LINK6"/>
       <w:r>
         <w:rPr>
           <w:lang w:val="en-US" w:eastAsia="en-US"/>
         </w:rPr>
         <w:t xml:space="preserve"> – </w:t>
       </w:r>
+      <w:bookmarkEnd w:id="53"/>
       <w:r>
         <w:rPr>
           <w:lang w:val="en-US"/>
@@ -1076,21 +1056,12 @@
           <w:lang w:val="en-US"/>
         </w:rPr>
       </w:pPr>
-      <w:proofErr w:type="gramStart"/>
       <w:r>
         <w:rPr>
           <w:b/>
           <w:lang w:val="en-US"/>
         </w:rPr>
-        <w:t>vehicle</w:t>
-      </w:r>
-      <w:proofErr w:type="gramEnd"/>
-      <w:r>
-        <w:rPr>
-          <w:b/>
-          <w:lang w:val="en-US"/>
-        </w:rPr>
-        <w:t xml:space="preserve"> manufacturer</w:t>
+        <w:t>vehicle manufacturer</w:t>
       </w:r>
       <w:r>
         <w:rPr>
@@ -1121,7 +1092,7 @@
     </w:p>
     <w:p>
       <w:pPr>
-        <w:pStyle w:val="Nadpis1"/>
+        <w:pStyle w:val="Heading1"/>
       </w:pPr>
       <w:r>
         <w:t>4</w:t>
@@ -1162,12 +1133,12 @@
           <w:lang w:val="en-US"/>
         </w:rPr>
       </w:pPr>
-      <w:bookmarkStart w:id="53" w:name="_Toc414351339"/>
-      <w:bookmarkStart w:id="54" w:name="_Toc442856029"/>
-      <w:bookmarkStart w:id="55" w:name="_Toc442856562"/>
-      <w:bookmarkStart w:id="56" w:name="_Toc442858521"/>
-      <w:bookmarkStart w:id="57" w:name="_Toc442858984"/>
-      <w:bookmarkStart w:id="58" w:name="_Toc473558469"/>
+      <w:bookmarkStart w:id="54" w:name="_Toc414351339"/>
+      <w:bookmarkStart w:id="55" w:name="_Toc442856029"/>
+      <w:bookmarkStart w:id="56" w:name="_Toc442856562"/>
+      <w:bookmarkStart w:id="57" w:name="_Toc442858521"/>
+      <w:bookmarkStart w:id="58" w:name="_Toc442858984"/>
+      <w:bookmarkStart w:id="59" w:name="_Toc473558469"/>
       <w:r>
         <w:rPr>
           <w:lang w:val="en-US"/>
@@ -1180,363 +1151,6 @@
         </w:rPr>
         <w:t xml:space="preserve"> 4 contains 43 symbols and abbreviations. In this extract, the following appear in particular:</w:t>
       </w:r>
-    </w:p>
-    <w:tbl>
-      <w:tblPr>
-        <w:tblW w:w="0" w:type="auto"/>
-        <w:tblCellMar>
-          <w:left w:w="100" w:type="dxa"/>
-        </w:tblCellMar>
-        <w:tblLook w:val="0000" w:firstRow="0" w:lastRow="0" w:firstColumn="0" w:lastColumn="0" w:noHBand="0" w:noVBand="0"/>
-      </w:tblPr>
-      <w:tblGrid>
-        <w:gridCol w:w="1134"/>
-        <w:gridCol w:w="6242"/>
-      </w:tblGrid>
-      <w:tr>
-        <w:tc>
-          <w:tcPr>
-            <w:tcW w:w="1134" w:type="dxa"/>
-          </w:tcPr>
-          <w:p>
-            <w:pPr>
-              <w:spacing w:line="276" w:lineRule="auto"/>
-              <w:rPr>
-                <w:b/>
-                <w:lang w:val="en-US"/>
-              </w:rPr>
-            </w:pPr>
-            <w:r>
-              <w:rPr>
-                <w:b/>
-                <w:lang w:val="en-US"/>
-              </w:rPr>
-              <w:t>CS</w:t>
-            </w:r>
-          </w:p>
-        </w:tc>
-        <w:tc>
-          <w:tcPr>
-            <w:tcW w:w="6242" w:type="dxa"/>
-          </w:tcPr>
-          <w:p>
-            <w:pPr>
-              <w:spacing w:line="276" w:lineRule="auto"/>
-              <w:rPr>
-                <w:lang w:val="en-US"/>
-              </w:rPr>
-            </w:pPr>
-            <w:r>
-              <w:rPr>
-                <w:lang w:val="en-US"/>
-              </w:rPr>
-              <w:t>Circuit Switched</w:t>
-            </w:r>
-          </w:p>
-        </w:tc>
-      </w:tr>
-      <w:tr>
-        <w:tc>
-          <w:tcPr>
-            <w:tcW w:w="1134" w:type="dxa"/>
-          </w:tcPr>
-          <w:p>
-            <w:pPr>
-              <w:spacing w:line="276" w:lineRule="auto"/>
-              <w:rPr>
-                <w:b/>
-                <w:lang w:val="en-US"/>
-              </w:rPr>
-            </w:pPr>
-            <w:r>
-              <w:rPr>
-                <w:b/>
-                <w:lang w:val="en-US"/>
-              </w:rPr>
-              <w:t>CTP</w:t>
-            </w:r>
-          </w:p>
-        </w:tc>
-        <w:tc>
-          <w:tcPr>
-            <w:tcW w:w="6242" w:type="dxa"/>
-          </w:tcPr>
-          <w:p>
-            <w:pPr>
-              <w:spacing w:line="276" w:lineRule="auto"/>
-              <w:rPr>
-                <w:lang w:val="en-US"/>
-              </w:rPr>
-            </w:pPr>
-            <w:r>
-              <w:rPr>
-                <w:lang w:val="en-US"/>
-              </w:rPr>
-              <w:t>Conformance Test Procedure</w:t>
-            </w:r>
-          </w:p>
-        </w:tc>
-      </w:tr>
-      <w:tr>
-        <w:tc>
-          <w:tcPr>
-            <w:tcW w:w="1134" w:type="dxa"/>
-          </w:tcPr>
-          <w:p>
-            <w:pPr>
-              <w:spacing w:line="276" w:lineRule="auto"/>
-              <w:rPr>
-                <w:b/>
-                <w:lang w:val="en-US"/>
-              </w:rPr>
-            </w:pPr>
-            <w:r>
-              <w:rPr>
-                <w:b/>
-                <w:lang w:val="en-US"/>
-              </w:rPr>
-              <w:t>IMS</w:t>
-            </w:r>
-          </w:p>
-        </w:tc>
-        <w:tc>
-          <w:tcPr>
-            <w:tcW w:w="6242" w:type="dxa"/>
-          </w:tcPr>
-          <w:p>
-            <w:pPr>
-              <w:spacing w:line="276" w:lineRule="auto"/>
-              <w:rPr>
-                <w:lang w:val="en-US"/>
-              </w:rPr>
-            </w:pPr>
-            <w:r>
-              <w:rPr>
-                <w:lang w:val="en-US"/>
-              </w:rPr>
-              <w:t>IP-Multimedia Subsystem</w:t>
-            </w:r>
-          </w:p>
-        </w:tc>
-      </w:tr>
-      <w:tr>
-        <w:tc>
-          <w:tcPr>
-            <w:tcW w:w="1134" w:type="dxa"/>
-          </w:tcPr>
-          <w:p>
-            <w:pPr>
-              <w:spacing w:line="276" w:lineRule="auto"/>
-              <w:rPr>
-                <w:b/>
-                <w:lang w:val="en-US"/>
-              </w:rPr>
-            </w:pPr>
-            <w:r>
-              <w:rPr>
-                <w:b/>
-                <w:lang w:val="en-US"/>
-              </w:rPr>
-              <w:t>IVS</w:t>
-            </w:r>
-          </w:p>
-        </w:tc>
-        <w:tc>
-          <w:tcPr>
-            <w:tcW w:w="6242" w:type="dxa"/>
-          </w:tcPr>
-          <w:p>
-            <w:pPr>
-              <w:spacing w:line="276" w:lineRule="auto"/>
-              <w:rPr>
-                <w:lang w:val="en-US"/>
-              </w:rPr>
-            </w:pPr>
-            <w:r>
-              <w:rPr>
-                <w:lang w:val="en-US"/>
-              </w:rPr>
-              <w:t>In-Vehicle System</w:t>
-            </w:r>
-          </w:p>
-        </w:tc>
-      </w:tr>
-      <w:tr>
-        <w:tc>
-          <w:tcPr>
-            <w:tcW w:w="1134" w:type="dxa"/>
-          </w:tcPr>
-          <w:p>
-            <w:pPr>
-              <w:spacing w:line="276" w:lineRule="auto"/>
-              <w:rPr>
-                <w:b/>
-                <w:lang w:val="en-US"/>
-              </w:rPr>
-            </w:pPr>
-            <w:r>
-              <w:rPr>
-                <w:b/>
-                <w:lang w:val="en-US"/>
-              </w:rPr>
-              <w:t>LTE</w:t>
-            </w:r>
-          </w:p>
-        </w:tc>
-        <w:tc>
-          <w:tcPr>
-            <w:tcW w:w="6242" w:type="dxa"/>
-          </w:tcPr>
-          <w:p>
-            <w:pPr>
-              <w:spacing w:line="276" w:lineRule="auto"/>
-              <w:rPr>
-                <w:lang w:val="en-US"/>
-              </w:rPr>
-            </w:pPr>
-            <w:r>
-              <w:rPr>
-                <w:lang w:val="en-US"/>
-              </w:rPr>
-              <w:t>Long Term Evolution</w:t>
-            </w:r>
-          </w:p>
-        </w:tc>
-      </w:tr>
-      <w:tr>
-        <w:tc>
-          <w:tcPr>
-            <w:tcW w:w="1134" w:type="dxa"/>
-          </w:tcPr>
-          <w:p>
-            <w:pPr>
-              <w:spacing w:line="276" w:lineRule="auto"/>
-              <w:rPr>
-                <w:b/>
-                <w:lang w:val="en-US"/>
-              </w:rPr>
-            </w:pPr>
-            <w:r>
-              <w:rPr>
-                <w:b/>
-                <w:lang w:val="en-US"/>
-              </w:rPr>
-              <w:t>MNO</w:t>
-            </w:r>
-          </w:p>
-        </w:tc>
-        <w:tc>
-          <w:tcPr>
-            <w:tcW w:w="6242" w:type="dxa"/>
-          </w:tcPr>
-          <w:p>
-            <w:pPr>
-              <w:spacing w:line="276" w:lineRule="auto"/>
-              <w:rPr>
-                <w:lang w:val="en-US"/>
-              </w:rPr>
-            </w:pPr>
-            <w:r>
-              <w:rPr>
-                <w:lang w:val="en-US"/>
-              </w:rPr>
-              <w:t>Mobile Network Operator</w:t>
-            </w:r>
-          </w:p>
-        </w:tc>
-      </w:tr>
-      <w:tr>
-        <w:tc>
-          <w:tcPr>
-            <w:tcW w:w="1134" w:type="dxa"/>
-          </w:tcPr>
-          <w:p>
-            <w:pPr>
-              <w:spacing w:line="276" w:lineRule="auto"/>
-              <w:rPr>
-                <w:b/>
-                <w:lang w:val="en-US"/>
-              </w:rPr>
-            </w:pPr>
-            <w:r>
-              <w:rPr>
-                <w:b/>
-                <w:lang w:val="en-US"/>
-              </w:rPr>
-              <w:t>PS</w:t>
-            </w:r>
-          </w:p>
-        </w:tc>
-        <w:tc>
-          <w:tcPr>
-            <w:tcW w:w="6242" w:type="dxa"/>
-          </w:tcPr>
-          <w:p>
-            <w:pPr>
-              <w:spacing w:line="276" w:lineRule="auto"/>
-              <w:rPr>
-                <w:lang w:val="en-US"/>
-              </w:rPr>
-            </w:pPr>
-            <w:r>
-              <w:rPr>
-                <w:lang w:val="en-US"/>
-              </w:rPr>
-              <w:t>Packet Switched</w:t>
-            </w:r>
-          </w:p>
-        </w:tc>
-      </w:tr>
-      <w:tr>
-        <w:tc>
-          <w:tcPr>
-            <w:tcW w:w="1134" w:type="dxa"/>
-          </w:tcPr>
-          <w:p>
-            <w:pPr>
-              <w:spacing w:line="276" w:lineRule="auto"/>
-              <w:rPr>
-                <w:b/>
-                <w:lang w:val="en-US"/>
-              </w:rPr>
-            </w:pPr>
-            <w:r>
-              <w:rPr>
-                <w:b/>
-                <w:lang w:val="en-US"/>
-              </w:rPr>
-              <w:t>PSAP</w:t>
-            </w:r>
-          </w:p>
-        </w:tc>
-        <w:tc>
-          <w:tcPr>
-            <w:tcW w:w="6242" w:type="dxa"/>
-          </w:tcPr>
-          <w:p>
-            <w:pPr>
-              <w:spacing w:line="276" w:lineRule="auto"/>
-              <w:rPr>
-                <w:lang w:val="en-US"/>
-              </w:rPr>
-            </w:pPr>
-            <w:r>
-              <w:rPr>
-                <w:lang w:val="en-US"/>
-              </w:rPr>
-              <w:t>Public Safety Answering Point</w:t>
-            </w:r>
-          </w:p>
-        </w:tc>
-      </w:tr>
-    </w:tbl>
-    <w:p>
-      <w:pPr>
-        <w:spacing w:line="276" w:lineRule="auto"/>
-        <w:rPr>
-          <w:lang w:val="en-US"/>
-        </w:rPr>
-      </w:pPr>
     </w:p>
     <w:p>
       <w:pPr>
@@ -1547,11 +1161,242 @@
       </w:pPr>
       <w:r>
         <w:rPr>
+          <w:b/>
+          <w:bCs/>
+          <w:lang w:val="en-US"/>
+        </w:rPr>
+        <w:t>CS</w:t>
+      </w:r>
+      <w:r>
+        <w:rPr>
+          <w:lang w:val="en-US" w:eastAsia="en-US"/>
+        </w:rPr>
+        <w:t xml:space="preserve"> – </w:t>
+      </w:r>
+      <w:r>
+        <w:rPr>
+          <w:lang w:val="en-US"/>
+        </w:rPr>
+        <w:t>Circuit Switched</w:t>
+      </w:r>
+    </w:p>
+    <w:p>
+      <w:pPr>
+        <w:spacing w:line="276" w:lineRule="auto"/>
+        <w:rPr>
+          <w:lang w:val="en-US"/>
+        </w:rPr>
+      </w:pPr>
+      <w:r>
+        <w:rPr>
+          <w:b/>
+          <w:bCs/>
+          <w:lang w:val="en-US"/>
+        </w:rPr>
+        <w:t>CTP</w:t>
+      </w:r>
+      <w:r>
+        <w:rPr>
+          <w:lang w:val="en-US" w:eastAsia="en-US"/>
+        </w:rPr>
+        <w:t xml:space="preserve"> – </w:t>
+      </w:r>
+      <w:r>
+        <w:rPr>
+          <w:lang w:val="en-US"/>
+        </w:rPr>
+        <w:t>Conformance Test Procedure</w:t>
+      </w:r>
+    </w:p>
+    <w:p>
+      <w:pPr>
+        <w:spacing w:line="276" w:lineRule="auto"/>
+        <w:rPr>
+          <w:lang w:val="en-US"/>
+        </w:rPr>
+      </w:pPr>
+      <w:r>
+        <w:rPr>
+          <w:b/>
+          <w:bCs/>
+          <w:lang w:val="en-US"/>
+        </w:rPr>
+        <w:t>IMS</w:t>
+      </w:r>
+      <w:r>
+        <w:rPr>
+          <w:lang w:val="en-US" w:eastAsia="en-US"/>
+        </w:rPr>
+        <w:t xml:space="preserve"> – </w:t>
+      </w:r>
+      <w:r>
+        <w:rPr>
+          <w:lang w:val="en-US"/>
+        </w:rPr>
+        <w:t>IP-Multimedia Subsystem</w:t>
+      </w:r>
+    </w:p>
+    <w:p>
+      <w:pPr>
+        <w:spacing w:line="276" w:lineRule="auto"/>
+        <w:rPr>
+          <w:lang w:val="en-US"/>
+        </w:rPr>
+      </w:pPr>
+      <w:r>
+        <w:rPr>
+          <w:b/>
+          <w:bCs/>
+          <w:lang w:val="en-US"/>
+        </w:rPr>
+        <w:t>IVS</w:t>
+      </w:r>
+      <w:r>
+        <w:rPr>
+          <w:lang w:val="en-US" w:eastAsia="en-US"/>
+        </w:rPr>
+        <w:t xml:space="preserve"> – </w:t>
+      </w:r>
+      <w:r>
+        <w:rPr>
+          <w:lang w:val="en-US"/>
+        </w:rPr>
+        <w:t>In-Vehicle System</w:t>
+      </w:r>
+    </w:p>
+    <w:p>
+      <w:pPr>
+        <w:spacing w:line="276" w:lineRule="auto"/>
+        <w:rPr>
+          <w:lang w:val="en-US"/>
+        </w:rPr>
+      </w:pPr>
+      <w:r>
+        <w:rPr>
+          <w:b/>
+          <w:bCs/>
+          <w:lang w:val="en-US"/>
+        </w:rPr>
+        <w:t>LTE</w:t>
+      </w:r>
+      <w:r>
+        <w:rPr>
+          <w:lang w:val="en-US" w:eastAsia="en-US"/>
+        </w:rPr>
+        <w:t xml:space="preserve"> – </w:t>
+      </w:r>
+      <w:r>
+        <w:rPr>
+          <w:lang w:val="en-US"/>
+        </w:rPr>
+        <w:t>Long Term Evolution</w:t>
+      </w:r>
+    </w:p>
+    <w:p>
+      <w:pPr>
+        <w:spacing w:line="276" w:lineRule="auto"/>
+        <w:rPr>
+          <w:lang w:val="en-US"/>
+        </w:rPr>
+      </w:pPr>
+      <w:r>
+        <w:rPr>
+          <w:b/>
+          <w:bCs/>
+          <w:lang w:val="en-US"/>
+        </w:rPr>
+        <w:t>MNO</w:t>
+      </w:r>
+      <w:r>
+        <w:rPr>
+          <w:lang w:val="en-US" w:eastAsia="en-US"/>
+        </w:rPr>
+        <w:t xml:space="preserve"> – </w:t>
+      </w:r>
+      <w:r>
+        <w:rPr>
+          <w:lang w:val="en-US"/>
+        </w:rPr>
+        <w:t>Mobile Network Operator</w:t>
+      </w:r>
+    </w:p>
+    <w:p>
+      <w:pPr>
+        <w:spacing w:line="276" w:lineRule="auto"/>
+        <w:rPr>
+          <w:lang w:val="en-US"/>
+        </w:rPr>
+      </w:pPr>
+      <w:r>
+        <w:rPr>
+          <w:b/>
+          <w:bCs/>
+          <w:lang w:val="en-US"/>
+        </w:rPr>
+        <w:t>PS</w:t>
+      </w:r>
+      <w:r>
+        <w:rPr>
+          <w:lang w:val="en-US" w:eastAsia="en-US"/>
+        </w:rPr>
+        <w:t xml:space="preserve"> – </w:t>
+      </w:r>
+      <w:r>
+        <w:rPr>
+          <w:lang w:val="en-US"/>
+        </w:rPr>
+        <w:t>Packet Switched</w:t>
+      </w:r>
+    </w:p>
+    <w:p>
+      <w:pPr>
+        <w:spacing w:line="276" w:lineRule="auto"/>
+        <w:rPr>
+          <w:lang w:val="en-US"/>
+        </w:rPr>
+      </w:pPr>
+      <w:r>
+        <w:rPr>
+          <w:b/>
+          <w:bCs/>
+          <w:lang w:val="en-US"/>
+        </w:rPr>
+        <w:t>PSAP</w:t>
+      </w:r>
+      <w:r>
+        <w:rPr>
+          <w:lang w:val="en-US" w:eastAsia="en-US"/>
+        </w:rPr>
+        <w:t xml:space="preserve"> – </w:t>
+      </w:r>
+      <w:r>
+        <w:rPr>
+          <w:lang w:val="en-US"/>
+        </w:rPr>
+        <w:t>Public Safety Answering Point</w:t>
+      </w:r>
+    </w:p>
+    <w:p>
+      <w:pPr>
+        <w:spacing w:line="276" w:lineRule="auto"/>
+        <w:rPr>
+          <w:lang w:val="en-US"/>
+        </w:rPr>
+      </w:pPr>
+    </w:p>
+    <w:p>
+      <w:pPr>
+        <w:spacing w:line="276" w:lineRule="auto"/>
+        <w:rPr>
+          <w:lang w:val="en-US"/>
+        </w:rPr>
+      </w:pPr>
+      <w:r>
+        <w:rPr>
           <w:lang w:val="en-US"/>
         </w:rPr>
         <w:t xml:space="preserve">Other terms and abbreviations from the ITS domain can be found in the </w:t>
       </w:r>
-      <w:proofErr w:type="spellStart"/>
       <w:r>
         <w:rPr>
           <w:i/>
@@ -1559,7 +1404,6 @@
         </w:rPr>
         <w:t>ITSTerminology</w:t>
       </w:r>
-      <w:proofErr w:type="spellEnd"/>
       <w:r>
         <w:rPr>
           <w:lang w:val="en-US"/>
@@ -1569,7 +1413,7 @@
       <w:hyperlink r:id="rId8" w:history="1">
         <w:r>
           <w:rPr>
-            <w:rStyle w:val="Hypertextovodkaz"/>
+            <w:rStyle w:val="Hyperlink"/>
             <w:lang w:val="en-US"/>
           </w:rPr>
           <w:t>www.itsterminology.org</w:t>
@@ -1603,7 +1447,7 @@
       <w:hyperlink r:id="rId9" w:history="1">
         <w:r>
           <w:rPr>
-            <w:rStyle w:val="Hypertextovodkaz"/>
+            <w:rStyle w:val="Hyperlink"/>
             <w:lang w:val="en-US"/>
           </w:rPr>
           <w:t>www.standardland.cz</w:t>
@@ -1644,7 +1488,7 @@
       <w:hyperlink r:id="rId10" w:history="1">
         <w:r>
           <w:rPr>
-            <w:rStyle w:val="Hypertextovodkaz"/>
+            <w:rStyle w:val="Hyperlink"/>
             <w:lang w:val="en-US"/>
           </w:rPr>
           <w:t>www.iso.org/obp</w:t>
@@ -1657,15 +1501,15 @@
         <w:t xml:space="preserve">). </w:t>
       </w:r>
     </w:p>
-    <w:bookmarkEnd w:id="53"/>
     <w:bookmarkEnd w:id="54"/>
     <w:bookmarkEnd w:id="55"/>
     <w:bookmarkEnd w:id="56"/>
     <w:bookmarkEnd w:id="57"/>
     <w:bookmarkEnd w:id="58"/>
+    <w:bookmarkEnd w:id="59"/>
     <w:p>
       <w:pPr>
-        <w:pStyle w:val="Nadpis1"/>
+        <w:pStyle w:val="Heading1"/>
       </w:pPr>
       <w:r>
         <w:t>5</w:t>
@@ -1734,7 +1578,7 @@
     </w:p>
     <w:p>
       <w:pPr>
-        <w:pStyle w:val="Nadpis1"/>
+        <w:pStyle w:val="Heading1"/>
       </w:pPr>
       <w:r>
         <w:t>6</w:t>
@@ -1849,7 +1693,7 @@
     </w:p>
     <w:p>
       <w:pPr>
-        <w:pStyle w:val="Nadpis1"/>
+        <w:pStyle w:val="Heading1"/>
       </w:pPr>
       <w:r>
         <w:t>7</w:t>
@@ -1890,7 +1734,7 @@
     </w:p>
     <w:p>
       <w:pPr>
-        <w:pStyle w:val="Nadpis1"/>
+        <w:pStyle w:val="Heading1"/>
       </w:pPr>
       <w:r>
         <w:lastRenderedPageBreak/>
@@ -2391,7 +2235,7 @@
     </w:p>
     <w:p>
       <w:pPr>
-        <w:pStyle w:val="Nadpis1"/>
+        <w:pStyle w:val="Heading1"/>
       </w:pPr>
       <w:r>
         <w:t>9</w:t>
@@ -2499,21 +2343,7 @@
         <w:rPr>
           <w:lang w:val="en-US"/>
         </w:rPr>
-        <w:t xml:space="preserve">… </w:t>
-      </w:r>
-      <w:proofErr w:type="gramStart"/>
-      <w:r>
-        <w:rPr>
-          <w:lang w:val="en-US"/>
-        </w:rPr>
-        <w:t>and</w:t>
-      </w:r>
-      <w:proofErr w:type="gramEnd"/>
-      <w:r>
-        <w:rPr>
-          <w:lang w:val="en-US"/>
-        </w:rPr>
-        <w:t xml:space="preserve"> </w:t>
+        <w:t xml:space="preserve">… and </w:t>
       </w:r>
       <w:r>
         <w:rPr>
@@ -2542,7 +2372,7 @@
     </w:p>
     <w:p>
       <w:pPr>
-        <w:pStyle w:val="Nadpis1"/>
+        <w:pStyle w:val="Heading1"/>
       </w:pPr>
       <w:r>
         <w:t>10</w:t>
@@ -2650,21 +2480,7 @@
         <w:rPr>
           <w:lang w:val="en-US"/>
         </w:rPr>
-        <w:t xml:space="preserve">… </w:t>
-      </w:r>
-      <w:proofErr w:type="gramStart"/>
-      <w:r>
-        <w:rPr>
-          <w:lang w:val="en-US"/>
-        </w:rPr>
-        <w:t>and</w:t>
-      </w:r>
-      <w:proofErr w:type="gramEnd"/>
-      <w:r>
-        <w:rPr>
-          <w:lang w:val="en-US"/>
-        </w:rPr>
-        <w:t xml:space="preserve"> </w:t>
+        <w:t xml:space="preserve">… and </w:t>
       </w:r>
       <w:r>
         <w:rPr>
@@ -2681,7 +2497,7 @@
     </w:p>
     <w:p>
       <w:pPr>
-        <w:pStyle w:val="Nadpis1"/>
+        <w:pStyle w:val="Heading1"/>
       </w:pPr>
       <w:r>
         <w:t>11</w:t>
@@ -2816,21 +2632,7 @@
         <w:rPr>
           <w:lang w:val="en-US"/>
         </w:rPr>
-        <w:t xml:space="preserve">… </w:t>
-      </w:r>
-      <w:proofErr w:type="gramStart"/>
-      <w:r>
-        <w:rPr>
-          <w:lang w:val="en-US"/>
-        </w:rPr>
-        <w:t>and</w:t>
-      </w:r>
-      <w:proofErr w:type="gramEnd"/>
-      <w:r>
-        <w:rPr>
-          <w:lang w:val="en-US"/>
-        </w:rPr>
-        <w:t xml:space="preserve"> </w:t>
+        <w:t xml:space="preserve">… and </w:t>
       </w:r>
       <w:r>
         <w:rPr>
@@ -2847,7 +2649,7 @@
     </w:p>
     <w:p>
       <w:pPr>
-        <w:pStyle w:val="Nadpis1"/>
+        <w:pStyle w:val="Heading1"/>
       </w:pPr>
       <w:r>
         <w:t>12</w:t>
@@ -2900,7 +2702,7 @@
     </w:p>
     <w:p>
       <w:pPr>
-        <w:pStyle w:val="Nadpis1"/>
+        <w:pStyle w:val="Heading1"/>
       </w:pPr>
       <w:r>
         <w:t>13</w:t>
@@ -2926,8 +2728,6 @@
         </w:rPr>
         <w:t>No patents or other intellectual property rights are claimed within this standard, except for those specified in the referenced documents.</w:t>
       </w:r>
-      <w:bookmarkStart w:id="59" w:name="_GoBack"/>
-      <w:bookmarkEnd w:id="59"/>
     </w:p>
     <w:sectPr>
       <w:headerReference w:type="even" r:id="rId12"/>
@@ -2944,7 +2744,7 @@
 </file>
 
 <file path=word/endnotes.xml><?xml version="1.0" encoding="utf-8"?>
-<w:endnotes xmlns:wpc="http://schemas.microsoft.com/office/word/2010/wordprocessingCanvas" xmlns:cx="http://schemas.microsoft.com/office/drawing/2014/chartex" xmlns:cx1="http://schemas.microsoft.com/office/drawing/2015/9/8/chartex" xmlns:mc="http://schemas.openxmlformats.org/markup-compatibility/2006" xmlns:o="urn:schemas-microsoft-com:office:office" xmlns:r="http://schemas.openxmlformats.org/officeDocument/2006/relationships" xmlns:m="http://schemas.openxmlformats.org/officeDocument/2006/math" xmlns:v="urn:schemas-microsoft-com:vml" xmlns:wp14="http://schemas.microsoft.com/office/word/2010/wordprocessingDrawing" xmlns:wp="http://schemas.openxmlformats.org/drawingml/2006/wordprocessingDrawing" xmlns:w10="urn:schemas-microsoft-com:office:word" xmlns:w="http://schemas.openxmlformats.org/wordprocessingml/2006/main" xmlns:w14="http://schemas.microsoft.com/office/word/2010/wordml" xmlns:w15="http://schemas.microsoft.com/office/word/2012/wordml" xmlns:w16se="http://schemas.microsoft.com/office/word/2015/wordml/symex" xmlns:wpg="http://schemas.microsoft.com/office/word/2010/wordprocessingGroup" xmlns:wpi="http://schemas.microsoft.com/office/word/2010/wordprocessingInk" xmlns:wne="http://schemas.microsoft.com/office/word/2006/wordml" xmlns:wps="http://schemas.microsoft.com/office/word/2010/wordprocessingShape" mc:Ignorable="w14 w15 w16se wp14">
+<w:endnotes xmlns:wpc="http://schemas.microsoft.com/office/word/2010/wordprocessingCanvas" xmlns:cx="http://schemas.microsoft.com/office/drawing/2014/chartex" xmlns:cx1="http://schemas.microsoft.com/office/drawing/2015/9/8/chartex" xmlns:cx2="http://schemas.microsoft.com/office/drawing/2015/10/21/chartex" xmlns:cx3="http://schemas.microsoft.com/office/drawing/2016/5/9/chartex" xmlns:cx4="http://schemas.microsoft.com/office/drawing/2016/5/10/chartex" xmlns:cx5="http://schemas.microsoft.com/office/drawing/2016/5/11/chartex" xmlns:cx6="http://schemas.microsoft.com/office/drawing/2016/5/12/chartex" xmlns:cx7="http://schemas.microsoft.com/office/drawing/2016/5/13/chartex" xmlns:cx8="http://schemas.microsoft.com/office/drawing/2016/5/14/chartex" xmlns:mc="http://schemas.openxmlformats.org/markup-compatibility/2006" xmlns:aink="http://schemas.microsoft.com/office/drawing/2016/ink" xmlns:am3d="http://schemas.microsoft.com/office/drawing/2017/model3d" xmlns:o="urn:schemas-microsoft-com:office:office" xmlns:oel="http://schemas.microsoft.com/office/2019/extlst" xmlns:r="http://schemas.openxmlformats.org/officeDocument/2006/relationships" xmlns:m="http://schemas.openxmlformats.org/officeDocument/2006/math" xmlns:v="urn:schemas-microsoft-com:vml" xmlns:wp14="http://schemas.microsoft.com/office/word/2010/wordprocessingDrawing" xmlns:wp="http://schemas.openxmlformats.org/drawingml/2006/wordprocessingDrawing" xmlns:w10="urn:schemas-microsoft-com:office:word" xmlns:w="http://schemas.openxmlformats.org/wordprocessingml/2006/main" xmlns:w14="http://schemas.microsoft.com/office/word/2010/wordml" xmlns:w15="http://schemas.microsoft.com/office/word/2012/wordml" xmlns:w16cex="http://schemas.microsoft.com/office/word/2018/wordml/cex" xmlns:w16cid="http://schemas.microsoft.com/office/word/2016/wordml/cid" xmlns:w16="http://schemas.microsoft.com/office/word/2018/wordml" xmlns:w16du="http://schemas.microsoft.com/office/word/2023/wordml/word16du" xmlns:w16sdtdh="http://schemas.microsoft.com/office/word/2020/wordml/sdtdatahash" xmlns:w16sdtfl="http://schemas.microsoft.com/office/word/2024/wordml/sdtformatlock" xmlns:w16se="http://schemas.microsoft.com/office/word/2015/wordml/symex" xmlns:wpg="http://schemas.microsoft.com/office/word/2010/wordprocessingGroup" xmlns:wpi="http://schemas.microsoft.com/office/word/2010/wordprocessingInk" xmlns:wne="http://schemas.microsoft.com/office/word/2006/wordml" xmlns:wps="http://schemas.microsoft.com/office/word/2010/wordprocessingShape" mc:Ignorable="w14 w15 w16se w16cid w16 w16cex w16sdtdh w16sdtfl w16du wp14">
   <w:endnote w:type="separator" w:id="-1">
     <w:p>
       <w:r>
@@ -2963,39 +2763,39 @@
 </file>
 
 <file path=word/footer1.xml><?xml version="1.0" encoding="utf-8"?>
-<w:ftr xmlns:wpc="http://schemas.microsoft.com/office/word/2010/wordprocessingCanvas" xmlns:cx="http://schemas.microsoft.com/office/drawing/2014/chartex" xmlns:cx1="http://schemas.microsoft.com/office/drawing/2015/9/8/chartex" xmlns:mc="http://schemas.openxmlformats.org/markup-compatibility/2006" xmlns:o="urn:schemas-microsoft-com:office:office" xmlns:r="http://schemas.openxmlformats.org/officeDocument/2006/relationships" xmlns:m="http://schemas.openxmlformats.org/officeDocument/2006/math" xmlns:v="urn:schemas-microsoft-com:vml" xmlns:wp14="http://schemas.microsoft.com/office/word/2010/wordprocessingDrawing" xmlns:wp="http://schemas.openxmlformats.org/drawingml/2006/wordprocessingDrawing" xmlns:w10="urn:schemas-microsoft-com:office:word" xmlns:w="http://schemas.openxmlformats.org/wordprocessingml/2006/main" xmlns:w14="http://schemas.microsoft.com/office/word/2010/wordml" xmlns:w15="http://schemas.microsoft.com/office/word/2012/wordml" xmlns:w16se="http://schemas.microsoft.com/office/word/2015/wordml/symex" xmlns:wpg="http://schemas.microsoft.com/office/word/2010/wordprocessingGroup" xmlns:wpi="http://schemas.microsoft.com/office/word/2010/wordprocessingInk" xmlns:wne="http://schemas.microsoft.com/office/word/2006/wordml" xmlns:wps="http://schemas.microsoft.com/office/word/2010/wordprocessingShape" mc:Ignorable="w14 w15 w16se wp14">
+<w:ftr xmlns:wpc="http://schemas.microsoft.com/office/word/2010/wordprocessingCanvas" xmlns:cx="http://schemas.microsoft.com/office/drawing/2014/chartex" xmlns:cx1="http://schemas.microsoft.com/office/drawing/2015/9/8/chartex" xmlns:cx2="http://schemas.microsoft.com/office/drawing/2015/10/21/chartex" xmlns:cx3="http://schemas.microsoft.com/office/drawing/2016/5/9/chartex" xmlns:cx4="http://schemas.microsoft.com/office/drawing/2016/5/10/chartex" xmlns:cx5="http://schemas.microsoft.com/office/drawing/2016/5/11/chartex" xmlns:cx6="http://schemas.microsoft.com/office/drawing/2016/5/12/chartex" xmlns:cx7="http://schemas.microsoft.com/office/drawing/2016/5/13/chartex" xmlns:cx8="http://schemas.microsoft.com/office/drawing/2016/5/14/chartex" xmlns:mc="http://schemas.openxmlformats.org/markup-compatibility/2006" xmlns:aink="http://schemas.microsoft.com/office/drawing/2016/ink" xmlns:am3d="http://schemas.microsoft.com/office/drawing/2017/model3d" xmlns:o="urn:schemas-microsoft-com:office:office" xmlns:oel="http://schemas.microsoft.com/office/2019/extlst" xmlns:r="http://schemas.openxmlformats.org/officeDocument/2006/relationships" xmlns:m="http://schemas.openxmlformats.org/officeDocument/2006/math" xmlns:v="urn:schemas-microsoft-com:vml" xmlns:wp14="http://schemas.microsoft.com/office/word/2010/wordprocessingDrawing" xmlns:wp="http://schemas.openxmlformats.org/drawingml/2006/wordprocessingDrawing" xmlns:w10="urn:schemas-microsoft-com:office:word" xmlns:w="http://schemas.openxmlformats.org/wordprocessingml/2006/main" xmlns:w14="http://schemas.microsoft.com/office/word/2010/wordml" xmlns:w15="http://schemas.microsoft.com/office/word/2012/wordml" xmlns:w16cex="http://schemas.microsoft.com/office/word/2018/wordml/cex" xmlns:w16cid="http://schemas.microsoft.com/office/word/2016/wordml/cid" xmlns:w16="http://schemas.microsoft.com/office/word/2018/wordml" xmlns:w16du="http://schemas.microsoft.com/office/word/2023/wordml/word16du" xmlns:w16sdtdh="http://schemas.microsoft.com/office/word/2020/wordml/sdtdatahash" xmlns:w16sdtfl="http://schemas.microsoft.com/office/word/2024/wordml/sdtformatlock" xmlns:w16se="http://schemas.microsoft.com/office/word/2015/wordml/symex" xmlns:wpg="http://schemas.microsoft.com/office/word/2010/wordprocessingGroup" xmlns:wpi="http://schemas.microsoft.com/office/word/2010/wordprocessingInk" xmlns:wne="http://schemas.microsoft.com/office/word/2006/wordml" xmlns:wps="http://schemas.microsoft.com/office/word/2010/wordprocessingShape" mc:Ignorable="w14 w15 w16se w16cid w16 w16cex w16sdtdh w16sdtfl w16du wp14">
   <w:p>
     <w:pPr>
-      <w:pStyle w:val="Zpat"/>
+      <w:pStyle w:val="Footer"/>
     </w:pPr>
     <w:r>
       <w:rPr>
-        <w:rStyle w:val="slostrnky"/>
+        <w:rStyle w:val="PageNumber"/>
       </w:rPr>
       <w:fldChar w:fldCharType="begin"/>
     </w:r>
     <w:r>
       <w:rPr>
-        <w:rStyle w:val="slostrnky"/>
+        <w:rStyle w:val="PageNumber"/>
       </w:rPr>
       <w:instrText xml:space="preserve"> PAGE </w:instrText>
     </w:r>
     <w:r>
       <w:rPr>
-        <w:rStyle w:val="slostrnky"/>
+        <w:rStyle w:val="PageNumber"/>
       </w:rPr>
       <w:fldChar w:fldCharType="separate"/>
     </w:r>
     <w:r>
       <w:rPr>
-        <w:rStyle w:val="slostrnky"/>
+        <w:rStyle w:val="PageNumber"/>
         <w:noProof/>
       </w:rPr>
       <w:t>2</w:t>
     </w:r>
     <w:r>
       <w:rPr>
-        <w:rStyle w:val="slostrnky"/>
+        <w:rStyle w:val="PageNumber"/>
       </w:rPr>
       <w:fldChar w:fldCharType="end"/>
     </w:r>
@@ -3004,39 +2804,39 @@
 </file>
 
 <file path=word/footer2.xml><?xml version="1.0" encoding="utf-8"?>
-<w:ftr xmlns:wpc="http://schemas.microsoft.com/office/word/2010/wordprocessingCanvas" xmlns:cx="http://schemas.microsoft.com/office/drawing/2014/chartex" xmlns:cx1="http://schemas.microsoft.com/office/drawing/2015/9/8/chartex" xmlns:mc="http://schemas.openxmlformats.org/markup-compatibility/2006" xmlns:o="urn:schemas-microsoft-com:office:office" xmlns:r="http://schemas.openxmlformats.org/officeDocument/2006/relationships" xmlns:m="http://schemas.openxmlformats.org/officeDocument/2006/math" xmlns:v="urn:schemas-microsoft-com:vml" xmlns:wp14="http://schemas.microsoft.com/office/word/2010/wordprocessingDrawing" xmlns:wp="http://schemas.openxmlformats.org/drawingml/2006/wordprocessingDrawing" xmlns:w10="urn:schemas-microsoft-com:office:word" xmlns:w="http://schemas.openxmlformats.org/wordprocessingml/2006/main" xmlns:w14="http://schemas.microsoft.com/office/word/2010/wordml" xmlns:w15="http://schemas.microsoft.com/office/word/2012/wordml" xmlns:w16se="http://schemas.microsoft.com/office/word/2015/wordml/symex" xmlns:wpg="http://schemas.microsoft.com/office/word/2010/wordprocessingGroup" xmlns:wpi="http://schemas.microsoft.com/office/word/2010/wordprocessingInk" xmlns:wne="http://schemas.microsoft.com/office/word/2006/wordml" xmlns:wps="http://schemas.microsoft.com/office/word/2010/wordprocessingShape" mc:Ignorable="w14 w15 w16se wp14">
+<w:ftr xmlns:wpc="http://schemas.microsoft.com/office/word/2010/wordprocessingCanvas" xmlns:cx="http://schemas.microsoft.com/office/drawing/2014/chartex" xmlns:cx1="http://schemas.microsoft.com/office/drawing/2015/9/8/chartex" xmlns:cx2="http://schemas.microsoft.com/office/drawing/2015/10/21/chartex" xmlns:cx3="http://schemas.microsoft.com/office/drawing/2016/5/9/chartex" xmlns:cx4="http://schemas.microsoft.com/office/drawing/2016/5/10/chartex" xmlns:cx5="http://schemas.microsoft.com/office/drawing/2016/5/11/chartex" xmlns:cx6="http://schemas.microsoft.com/office/drawing/2016/5/12/chartex" xmlns:cx7="http://schemas.microsoft.com/office/drawing/2016/5/13/chartex" xmlns:cx8="http://schemas.microsoft.com/office/drawing/2016/5/14/chartex" xmlns:mc="http://schemas.openxmlformats.org/markup-compatibility/2006" xmlns:aink="http://schemas.microsoft.com/office/drawing/2016/ink" xmlns:am3d="http://schemas.microsoft.com/office/drawing/2017/model3d" xmlns:o="urn:schemas-microsoft-com:office:office" xmlns:oel="http://schemas.microsoft.com/office/2019/extlst" xmlns:r="http://schemas.openxmlformats.org/officeDocument/2006/relationships" xmlns:m="http://schemas.openxmlformats.org/officeDocument/2006/math" xmlns:v="urn:schemas-microsoft-com:vml" xmlns:wp14="http://schemas.microsoft.com/office/word/2010/wordprocessingDrawing" xmlns:wp="http://schemas.openxmlformats.org/drawingml/2006/wordprocessingDrawing" xmlns:w10="urn:schemas-microsoft-com:office:word" xmlns:w="http://schemas.openxmlformats.org/wordprocessingml/2006/main" xmlns:w14="http://schemas.microsoft.com/office/word/2010/wordml" xmlns:w15="http://schemas.microsoft.com/office/word/2012/wordml" xmlns:w16cex="http://schemas.microsoft.com/office/word/2018/wordml/cex" xmlns:w16cid="http://schemas.microsoft.com/office/word/2016/wordml/cid" xmlns:w16="http://schemas.microsoft.com/office/word/2018/wordml" xmlns:w16du="http://schemas.microsoft.com/office/word/2023/wordml/word16du" xmlns:w16sdtdh="http://schemas.microsoft.com/office/word/2020/wordml/sdtdatahash" xmlns:w16sdtfl="http://schemas.microsoft.com/office/word/2024/wordml/sdtformatlock" xmlns:w16se="http://schemas.microsoft.com/office/word/2015/wordml/symex" xmlns:wpg="http://schemas.microsoft.com/office/word/2010/wordprocessingGroup" xmlns:wpi="http://schemas.microsoft.com/office/word/2010/wordprocessingInk" xmlns:wne="http://schemas.microsoft.com/office/word/2006/wordml" xmlns:wps="http://schemas.microsoft.com/office/word/2010/wordprocessingShape" mc:Ignorable="w14 w15 w16se w16cid w16 w16cex w16sdtdh w16sdtfl w16du wp14">
   <w:p>
     <w:pPr>
-      <w:pStyle w:val="Zpat"/>
+      <w:pStyle w:val="Footer"/>
     </w:pPr>
     <w:r>
       <w:rPr>
-        <w:rStyle w:val="slostrnky"/>
+        <w:rStyle w:val="PageNumber"/>
       </w:rPr>
       <w:fldChar w:fldCharType="begin"/>
     </w:r>
     <w:r>
       <w:rPr>
-        <w:rStyle w:val="slostrnky"/>
+        <w:rStyle w:val="PageNumber"/>
       </w:rPr>
       <w:instrText xml:space="preserve"> PAGE </w:instrText>
     </w:r>
     <w:r>
       <w:rPr>
-        <w:rStyle w:val="slostrnky"/>
+        <w:rStyle w:val="PageNumber"/>
       </w:rPr>
       <w:fldChar w:fldCharType="separate"/>
     </w:r>
     <w:r>
       <w:rPr>
-        <w:rStyle w:val="slostrnky"/>
+        <w:rStyle w:val="PageNumber"/>
         <w:noProof/>
       </w:rPr>
       <w:t>3</w:t>
     </w:r>
     <w:r>
       <w:rPr>
-        <w:rStyle w:val="slostrnky"/>
+        <w:rStyle w:val="PageNumber"/>
       </w:rPr>
       <w:fldChar w:fldCharType="end"/>
     </w:r>
@@ -3045,39 +2845,39 @@
 </file>
 
 <file path=word/footer3.xml><?xml version="1.0" encoding="utf-8"?>
-<w:ftr xmlns:wpc="http://schemas.microsoft.com/office/word/2010/wordprocessingCanvas" xmlns:cx="http://schemas.microsoft.com/office/drawing/2014/chartex" xmlns:cx1="http://schemas.microsoft.com/office/drawing/2015/9/8/chartex" xmlns:mc="http://schemas.openxmlformats.org/markup-compatibility/2006" xmlns:o="urn:schemas-microsoft-com:office:office" xmlns:r="http://schemas.openxmlformats.org/officeDocument/2006/relationships" xmlns:m="http://schemas.openxmlformats.org/officeDocument/2006/math" xmlns:v="urn:schemas-microsoft-com:vml" xmlns:wp14="http://schemas.microsoft.com/office/word/2010/wordprocessingDrawing" xmlns:wp="http://schemas.openxmlformats.org/drawingml/2006/wordprocessingDrawing" xmlns:w10="urn:schemas-microsoft-com:office:word" xmlns:w="http://schemas.openxmlformats.org/wordprocessingml/2006/main" xmlns:w14="http://schemas.microsoft.com/office/word/2010/wordml" xmlns:w15="http://schemas.microsoft.com/office/word/2012/wordml" xmlns:w16se="http://schemas.microsoft.com/office/word/2015/wordml/symex" xmlns:wpg="http://schemas.microsoft.com/office/word/2010/wordprocessingGroup" xmlns:wpi="http://schemas.microsoft.com/office/word/2010/wordprocessingInk" xmlns:wne="http://schemas.microsoft.com/office/word/2006/wordml" xmlns:wps="http://schemas.microsoft.com/office/word/2010/wordprocessingShape" mc:Ignorable="w14 w15 w16se wp14">
+<w:ftr xmlns:wpc="http://schemas.microsoft.com/office/word/2010/wordprocessingCanvas" xmlns:cx="http://schemas.microsoft.com/office/drawing/2014/chartex" xmlns:cx1="http://schemas.microsoft.com/office/drawing/2015/9/8/chartex" xmlns:cx2="http://schemas.microsoft.com/office/drawing/2015/10/21/chartex" xmlns:cx3="http://schemas.microsoft.com/office/drawing/2016/5/9/chartex" xmlns:cx4="http://schemas.microsoft.com/office/drawing/2016/5/10/chartex" xmlns:cx5="http://schemas.microsoft.com/office/drawing/2016/5/11/chartex" xmlns:cx6="http://schemas.microsoft.com/office/drawing/2016/5/12/chartex" xmlns:cx7="http://schemas.microsoft.com/office/drawing/2016/5/13/chartex" xmlns:cx8="http://schemas.microsoft.com/office/drawing/2016/5/14/chartex" xmlns:mc="http://schemas.openxmlformats.org/markup-compatibility/2006" xmlns:aink="http://schemas.microsoft.com/office/drawing/2016/ink" xmlns:am3d="http://schemas.microsoft.com/office/drawing/2017/model3d" xmlns:o="urn:schemas-microsoft-com:office:office" xmlns:oel="http://schemas.microsoft.com/office/2019/extlst" xmlns:r="http://schemas.openxmlformats.org/officeDocument/2006/relationships" xmlns:m="http://schemas.openxmlformats.org/officeDocument/2006/math" xmlns:v="urn:schemas-microsoft-com:vml" xmlns:wp14="http://schemas.microsoft.com/office/word/2010/wordprocessingDrawing" xmlns:wp="http://schemas.openxmlformats.org/drawingml/2006/wordprocessingDrawing" xmlns:w10="urn:schemas-microsoft-com:office:word" xmlns:w="http://schemas.openxmlformats.org/wordprocessingml/2006/main" xmlns:w14="http://schemas.microsoft.com/office/word/2010/wordml" xmlns:w15="http://schemas.microsoft.com/office/word/2012/wordml" xmlns:w16cex="http://schemas.microsoft.com/office/word/2018/wordml/cex" xmlns:w16cid="http://schemas.microsoft.com/office/word/2016/wordml/cid" xmlns:w16="http://schemas.microsoft.com/office/word/2018/wordml" xmlns:w16du="http://schemas.microsoft.com/office/word/2023/wordml/word16du" xmlns:w16sdtdh="http://schemas.microsoft.com/office/word/2020/wordml/sdtdatahash" xmlns:w16sdtfl="http://schemas.microsoft.com/office/word/2024/wordml/sdtformatlock" xmlns:w16se="http://schemas.microsoft.com/office/word/2015/wordml/symex" xmlns:wpg="http://schemas.microsoft.com/office/word/2010/wordprocessingGroup" xmlns:wpi="http://schemas.microsoft.com/office/word/2010/wordprocessingInk" xmlns:wne="http://schemas.microsoft.com/office/word/2006/wordml" xmlns:wps="http://schemas.microsoft.com/office/word/2010/wordprocessingShape" mc:Ignorable="w14 w15 w16se w16cid w16 w16cex w16sdtdh w16sdtfl w16du wp14">
   <w:p>
     <w:pPr>
-      <w:pStyle w:val="Zpat"/>
+      <w:pStyle w:val="Footer"/>
     </w:pPr>
     <w:r>
       <w:rPr>
-        <w:rStyle w:val="slostrnky"/>
+        <w:rStyle w:val="PageNumber"/>
       </w:rPr>
       <w:fldChar w:fldCharType="begin"/>
     </w:r>
     <w:r>
       <w:rPr>
-        <w:rStyle w:val="slostrnky"/>
+        <w:rStyle w:val="PageNumber"/>
       </w:rPr>
       <w:instrText xml:space="preserve"> PAGE </w:instrText>
     </w:r>
     <w:r>
       <w:rPr>
-        <w:rStyle w:val="slostrnky"/>
+        <w:rStyle w:val="PageNumber"/>
       </w:rPr>
       <w:fldChar w:fldCharType="separate"/>
     </w:r>
     <w:r>
       <w:rPr>
-        <w:rStyle w:val="slostrnky"/>
+        <w:rStyle w:val="PageNumber"/>
         <w:noProof/>
       </w:rPr>
       <w:t>52</w:t>
     </w:r>
     <w:r>
       <w:rPr>
-        <w:rStyle w:val="slostrnky"/>
+        <w:rStyle w:val="PageNumber"/>
       </w:rPr>
       <w:fldChar w:fldCharType="end"/>
     </w:r>
@@ -3086,7 +2886,7 @@
 </file>
 
 <file path=word/footnotes.xml><?xml version="1.0" encoding="utf-8"?>
-<w:footnotes xmlns:wpc="http://schemas.microsoft.com/office/word/2010/wordprocessingCanvas" xmlns:cx="http://schemas.microsoft.com/office/drawing/2014/chartex" xmlns:cx1="http://schemas.microsoft.com/office/drawing/2015/9/8/chartex" xmlns:mc="http://schemas.openxmlformats.org/markup-compatibility/2006" xmlns:o="urn:schemas-microsoft-com:office:office" xmlns:r="http://schemas.openxmlformats.org/officeDocument/2006/relationships" xmlns:m="http://schemas.openxmlformats.org/officeDocument/2006/math" xmlns:v="urn:schemas-microsoft-com:vml" xmlns:wp14="http://schemas.microsoft.com/office/word/2010/wordprocessingDrawing" xmlns:wp="http://schemas.openxmlformats.org/drawingml/2006/wordprocessingDrawing" xmlns:w10="urn:schemas-microsoft-com:office:word" xmlns:w="http://schemas.openxmlformats.org/wordprocessingml/2006/main" xmlns:w14="http://schemas.microsoft.com/office/word/2010/wordml" xmlns:w15="http://schemas.microsoft.com/office/word/2012/wordml" xmlns:w16se="http://schemas.microsoft.com/office/word/2015/wordml/symex" xmlns:wpg="http://schemas.microsoft.com/office/word/2010/wordprocessingGroup" xmlns:wpi="http://schemas.microsoft.com/office/word/2010/wordprocessingInk" xmlns:wne="http://schemas.microsoft.com/office/word/2006/wordml" xmlns:wps="http://schemas.microsoft.com/office/word/2010/wordprocessingShape" mc:Ignorable="w14 w15 w16se wp14">
+<w:footnotes xmlns:wpc="http://schemas.microsoft.com/office/word/2010/wordprocessingCanvas" xmlns:cx="http://schemas.microsoft.com/office/drawing/2014/chartex" xmlns:cx1="http://schemas.microsoft.com/office/drawing/2015/9/8/chartex" xmlns:cx2="http://schemas.microsoft.com/office/drawing/2015/10/21/chartex" xmlns:cx3="http://schemas.microsoft.com/office/drawing/2016/5/9/chartex" xmlns:cx4="http://schemas.microsoft.com/office/drawing/2016/5/10/chartex" xmlns:cx5="http://schemas.microsoft.com/office/drawing/2016/5/11/chartex" xmlns:cx6="http://schemas.microsoft.com/office/drawing/2016/5/12/chartex" xmlns:cx7="http://schemas.microsoft.com/office/drawing/2016/5/13/chartex" xmlns:cx8="http://schemas.microsoft.com/office/drawing/2016/5/14/chartex" xmlns:mc="http://schemas.openxmlformats.org/markup-compatibility/2006" xmlns:aink="http://schemas.microsoft.com/office/drawing/2016/ink" xmlns:am3d="http://schemas.microsoft.com/office/drawing/2017/model3d" xmlns:o="urn:schemas-microsoft-com:office:office" xmlns:oel="http://schemas.microsoft.com/office/2019/extlst" xmlns:r="http://schemas.openxmlformats.org/officeDocument/2006/relationships" xmlns:m="http://schemas.openxmlformats.org/officeDocument/2006/math" xmlns:v="urn:schemas-microsoft-com:vml" xmlns:wp14="http://schemas.microsoft.com/office/word/2010/wordprocessingDrawing" xmlns:wp="http://schemas.openxmlformats.org/drawingml/2006/wordprocessingDrawing" xmlns:w10="urn:schemas-microsoft-com:office:word" xmlns:w="http://schemas.openxmlformats.org/wordprocessingml/2006/main" xmlns:w14="http://schemas.microsoft.com/office/word/2010/wordml" xmlns:w15="http://schemas.microsoft.com/office/word/2012/wordml" xmlns:w16cex="http://schemas.microsoft.com/office/word/2018/wordml/cex" xmlns:w16cid="http://schemas.microsoft.com/office/word/2016/wordml/cid" xmlns:w16="http://schemas.microsoft.com/office/word/2018/wordml" xmlns:w16du="http://schemas.microsoft.com/office/word/2023/wordml/word16du" xmlns:w16sdtdh="http://schemas.microsoft.com/office/word/2020/wordml/sdtdatahash" xmlns:w16sdtfl="http://schemas.microsoft.com/office/word/2024/wordml/sdtformatlock" xmlns:w16se="http://schemas.microsoft.com/office/word/2015/wordml/symex" xmlns:wpg="http://schemas.microsoft.com/office/word/2010/wordprocessingGroup" xmlns:wpi="http://schemas.microsoft.com/office/word/2010/wordprocessingInk" xmlns:wne="http://schemas.microsoft.com/office/word/2006/wordml" xmlns:wps="http://schemas.microsoft.com/office/word/2010/wordprocessingShape" mc:Ignorable="w14 w15 w16se w16cid w16 w16cex w16sdtdh w16sdtfl w16du wp14">
   <w:footnote w:type="separator" w:id="-1">
     <w:p>
       <w:r>
@@ -3105,27 +2905,27 @@
 </file>
 
 <file path=word/header1.xml><?xml version="1.0" encoding="utf-8"?>
-<w:hdr xmlns:wpc="http://schemas.microsoft.com/office/word/2010/wordprocessingCanvas" xmlns:cx="http://schemas.microsoft.com/office/drawing/2014/chartex" xmlns:cx1="http://schemas.microsoft.com/office/drawing/2015/9/8/chartex" xmlns:mc="http://schemas.openxmlformats.org/markup-compatibility/2006" xmlns:o="urn:schemas-microsoft-com:office:office" xmlns:r="http://schemas.openxmlformats.org/officeDocument/2006/relationships" xmlns:m="http://schemas.openxmlformats.org/officeDocument/2006/math" xmlns:v="urn:schemas-microsoft-com:vml" xmlns:wp14="http://schemas.microsoft.com/office/word/2010/wordprocessingDrawing" xmlns:wp="http://schemas.openxmlformats.org/drawingml/2006/wordprocessingDrawing" xmlns:w10="urn:schemas-microsoft-com:office:word" xmlns:w="http://schemas.openxmlformats.org/wordprocessingml/2006/main" xmlns:w14="http://schemas.microsoft.com/office/word/2010/wordml" xmlns:w15="http://schemas.microsoft.com/office/word/2012/wordml" xmlns:w16se="http://schemas.microsoft.com/office/word/2015/wordml/symex" xmlns:wpg="http://schemas.microsoft.com/office/word/2010/wordprocessingGroup" xmlns:wpi="http://schemas.microsoft.com/office/word/2010/wordprocessingInk" xmlns:wne="http://schemas.microsoft.com/office/word/2006/wordml" xmlns:wps="http://schemas.microsoft.com/office/word/2010/wordprocessingShape" mc:Ignorable="w14 w15 w16se wp14">
+<w:hdr xmlns:wpc="http://schemas.microsoft.com/office/word/2010/wordprocessingCanvas" xmlns:cx="http://schemas.microsoft.com/office/drawing/2014/chartex" xmlns:cx1="http://schemas.microsoft.com/office/drawing/2015/9/8/chartex" xmlns:cx2="http://schemas.microsoft.com/office/drawing/2015/10/21/chartex" xmlns:cx3="http://schemas.microsoft.com/office/drawing/2016/5/9/chartex" xmlns:cx4="http://schemas.microsoft.com/office/drawing/2016/5/10/chartex" xmlns:cx5="http://schemas.microsoft.com/office/drawing/2016/5/11/chartex" xmlns:cx6="http://schemas.microsoft.com/office/drawing/2016/5/12/chartex" xmlns:cx7="http://schemas.microsoft.com/office/drawing/2016/5/13/chartex" xmlns:cx8="http://schemas.microsoft.com/office/drawing/2016/5/14/chartex" xmlns:mc="http://schemas.openxmlformats.org/markup-compatibility/2006" xmlns:aink="http://schemas.microsoft.com/office/drawing/2016/ink" xmlns:am3d="http://schemas.microsoft.com/office/drawing/2017/model3d" xmlns:o="urn:schemas-microsoft-com:office:office" xmlns:oel="http://schemas.microsoft.com/office/2019/extlst" xmlns:r="http://schemas.openxmlformats.org/officeDocument/2006/relationships" xmlns:m="http://schemas.openxmlformats.org/officeDocument/2006/math" xmlns:v="urn:schemas-microsoft-com:vml" xmlns:wp14="http://schemas.microsoft.com/office/word/2010/wordprocessingDrawing" xmlns:wp="http://schemas.openxmlformats.org/drawingml/2006/wordprocessingDrawing" xmlns:w10="urn:schemas-microsoft-com:office:word" xmlns:w="http://schemas.openxmlformats.org/wordprocessingml/2006/main" xmlns:w14="http://schemas.microsoft.com/office/word/2010/wordml" xmlns:w15="http://schemas.microsoft.com/office/word/2012/wordml" xmlns:w16cex="http://schemas.microsoft.com/office/word/2018/wordml/cex" xmlns:w16cid="http://schemas.microsoft.com/office/word/2016/wordml/cid" xmlns:w16="http://schemas.microsoft.com/office/word/2018/wordml" xmlns:w16du="http://schemas.microsoft.com/office/word/2023/wordml/word16du" xmlns:w16sdtdh="http://schemas.microsoft.com/office/word/2020/wordml/sdtdatahash" xmlns:w16sdtfl="http://schemas.microsoft.com/office/word/2024/wordml/sdtformatlock" xmlns:w16se="http://schemas.microsoft.com/office/word/2015/wordml/symex" xmlns:wpg="http://schemas.microsoft.com/office/word/2010/wordprocessingGroup" xmlns:wpi="http://schemas.microsoft.com/office/word/2010/wordprocessingInk" xmlns:wne="http://schemas.microsoft.com/office/word/2006/wordml" xmlns:wps="http://schemas.microsoft.com/office/word/2010/wordprocessingShape" mc:Ignorable="w14 w15 w16se w16cid w16 w16cex w16sdtdh w16sdtfl w16du wp14">
   <w:p>
     <w:pPr>
-      <w:pStyle w:val="Zhlav"/>
+      <w:pStyle w:val="Header"/>
     </w:pPr>
   </w:p>
 </w:hdr>
 </file>
 
 <file path=word/header2.xml><?xml version="1.0" encoding="utf-8"?>
-<w:hdr xmlns:wpc="http://schemas.microsoft.com/office/word/2010/wordprocessingCanvas" xmlns:cx="http://schemas.microsoft.com/office/drawing/2014/chartex" xmlns:cx1="http://schemas.microsoft.com/office/drawing/2015/9/8/chartex" xmlns:mc="http://schemas.openxmlformats.org/markup-compatibility/2006" xmlns:o="urn:schemas-microsoft-com:office:office" xmlns:r="http://schemas.openxmlformats.org/officeDocument/2006/relationships" xmlns:m="http://schemas.openxmlformats.org/officeDocument/2006/math" xmlns:v="urn:schemas-microsoft-com:vml" xmlns:wp14="http://schemas.microsoft.com/office/word/2010/wordprocessingDrawing" xmlns:wp="http://schemas.openxmlformats.org/drawingml/2006/wordprocessingDrawing" xmlns:w10="urn:schemas-microsoft-com:office:word" xmlns:w="http://schemas.openxmlformats.org/wordprocessingml/2006/main" xmlns:w14="http://schemas.microsoft.com/office/word/2010/wordml" xmlns:w15="http://schemas.microsoft.com/office/word/2012/wordml" xmlns:w16se="http://schemas.microsoft.com/office/word/2015/wordml/symex" xmlns:wpg="http://schemas.microsoft.com/office/word/2010/wordprocessingGroup" xmlns:wpi="http://schemas.microsoft.com/office/word/2010/wordprocessingInk" xmlns:wne="http://schemas.microsoft.com/office/word/2006/wordml" xmlns:wps="http://schemas.microsoft.com/office/word/2010/wordprocessingShape" mc:Ignorable="w14 w15 w16se wp14">
+<w:hdr xmlns:wpc="http://schemas.microsoft.com/office/word/2010/wordprocessingCanvas" xmlns:cx="http://schemas.microsoft.com/office/drawing/2014/chartex" xmlns:cx1="http://schemas.microsoft.com/office/drawing/2015/9/8/chartex" xmlns:cx2="http://schemas.microsoft.com/office/drawing/2015/10/21/chartex" xmlns:cx3="http://schemas.microsoft.com/office/drawing/2016/5/9/chartex" xmlns:cx4="http://schemas.microsoft.com/office/drawing/2016/5/10/chartex" xmlns:cx5="http://schemas.microsoft.com/office/drawing/2016/5/11/chartex" xmlns:cx6="http://schemas.microsoft.com/office/drawing/2016/5/12/chartex" xmlns:cx7="http://schemas.microsoft.com/office/drawing/2016/5/13/chartex" xmlns:cx8="http://schemas.microsoft.com/office/drawing/2016/5/14/chartex" xmlns:mc="http://schemas.openxmlformats.org/markup-compatibility/2006" xmlns:aink="http://schemas.microsoft.com/office/drawing/2016/ink" xmlns:am3d="http://schemas.microsoft.com/office/drawing/2017/model3d" xmlns:o="urn:schemas-microsoft-com:office:office" xmlns:oel="http://schemas.microsoft.com/office/2019/extlst" xmlns:r="http://schemas.openxmlformats.org/officeDocument/2006/relationships" xmlns:m="http://schemas.openxmlformats.org/officeDocument/2006/math" xmlns:v="urn:schemas-microsoft-com:vml" xmlns:wp14="http://schemas.microsoft.com/office/word/2010/wordprocessingDrawing" xmlns:wp="http://schemas.openxmlformats.org/drawingml/2006/wordprocessingDrawing" xmlns:w10="urn:schemas-microsoft-com:office:word" xmlns:w="http://schemas.openxmlformats.org/wordprocessingml/2006/main" xmlns:w14="http://schemas.microsoft.com/office/word/2010/wordml" xmlns:w15="http://schemas.microsoft.com/office/word/2012/wordml" xmlns:w16cex="http://schemas.microsoft.com/office/word/2018/wordml/cex" xmlns:w16cid="http://schemas.microsoft.com/office/word/2016/wordml/cid" xmlns:w16="http://schemas.microsoft.com/office/word/2018/wordml" xmlns:w16du="http://schemas.microsoft.com/office/word/2023/wordml/word16du" xmlns:w16sdtdh="http://schemas.microsoft.com/office/word/2020/wordml/sdtdatahash" xmlns:w16sdtfl="http://schemas.microsoft.com/office/word/2024/wordml/sdtformatlock" xmlns:w16se="http://schemas.microsoft.com/office/word/2015/wordml/symex" xmlns:wpg="http://schemas.microsoft.com/office/word/2010/wordprocessingGroup" xmlns:wpi="http://schemas.microsoft.com/office/word/2010/wordprocessingInk" xmlns:wne="http://schemas.microsoft.com/office/word/2006/wordml" xmlns:wps="http://schemas.microsoft.com/office/word/2010/wordprocessingShape" mc:Ignorable="w14 w15 w16se w16cid w16 w16cex w16sdtdh w16sdtfl w16du wp14">
   <w:p>
     <w:pPr>
-      <w:pStyle w:val="Zhlav"/>
+      <w:pStyle w:val="Header"/>
     </w:pPr>
   </w:p>
 </w:hdr>
 </file>
 
 <file path=word/numbering.xml><?xml version="1.0" encoding="utf-8"?>
-<w:numbering xmlns:wpc="http://schemas.microsoft.com/office/word/2010/wordprocessingCanvas" xmlns:cx="http://schemas.microsoft.com/office/drawing/2014/chartex" xmlns:cx1="http://schemas.microsoft.com/office/drawing/2015/9/8/chartex" xmlns:mc="http://schemas.openxmlformats.org/markup-compatibility/2006" xmlns:o="urn:schemas-microsoft-com:office:office" xmlns:r="http://schemas.openxmlformats.org/officeDocument/2006/relationships" xmlns:m="http://schemas.openxmlformats.org/officeDocument/2006/math" xmlns:v="urn:schemas-microsoft-com:vml" xmlns:wp14="http://schemas.microsoft.com/office/word/2010/wordprocessingDrawing" xmlns:wp="http://schemas.openxmlformats.org/drawingml/2006/wordprocessingDrawing" xmlns:w10="urn:schemas-microsoft-com:office:word" xmlns:w="http://schemas.openxmlformats.org/wordprocessingml/2006/main" xmlns:w14="http://schemas.microsoft.com/office/word/2010/wordml" xmlns:w15="http://schemas.microsoft.com/office/word/2012/wordml" xmlns:w16se="http://schemas.microsoft.com/office/word/2015/wordml/symex" xmlns:wpg="http://schemas.microsoft.com/office/word/2010/wordprocessingGroup" xmlns:wpi="http://schemas.microsoft.com/office/word/2010/wordprocessingInk" xmlns:wne="http://schemas.microsoft.com/office/word/2006/wordml" xmlns:wps="http://schemas.microsoft.com/office/word/2010/wordprocessingShape" mc:Ignorable="w14 w15 w16se wp14">
+<w:numbering xmlns:wpc="http://schemas.microsoft.com/office/word/2010/wordprocessingCanvas" xmlns:cx="http://schemas.microsoft.com/office/drawing/2014/chartex" xmlns:cx1="http://schemas.microsoft.com/office/drawing/2015/9/8/chartex" xmlns:cx2="http://schemas.microsoft.com/office/drawing/2015/10/21/chartex" xmlns:cx3="http://schemas.microsoft.com/office/drawing/2016/5/9/chartex" xmlns:cx4="http://schemas.microsoft.com/office/drawing/2016/5/10/chartex" xmlns:cx5="http://schemas.microsoft.com/office/drawing/2016/5/11/chartex" xmlns:cx6="http://schemas.microsoft.com/office/drawing/2016/5/12/chartex" xmlns:cx7="http://schemas.microsoft.com/office/drawing/2016/5/13/chartex" xmlns:cx8="http://schemas.microsoft.com/office/drawing/2016/5/14/chartex" xmlns:mc="http://schemas.openxmlformats.org/markup-compatibility/2006" xmlns:aink="http://schemas.microsoft.com/office/drawing/2016/ink" xmlns:am3d="http://schemas.microsoft.com/office/drawing/2017/model3d" xmlns:o="urn:schemas-microsoft-com:office:office" xmlns:oel="http://schemas.microsoft.com/office/2019/extlst" xmlns:r="http://schemas.openxmlformats.org/officeDocument/2006/relationships" xmlns:m="http://schemas.openxmlformats.org/officeDocument/2006/math" xmlns:v="urn:schemas-microsoft-com:vml" xmlns:wp14="http://schemas.microsoft.com/office/word/2010/wordprocessingDrawing" xmlns:wp="http://schemas.openxmlformats.org/drawingml/2006/wordprocessingDrawing" xmlns:w10="urn:schemas-microsoft-com:office:word" xmlns:w="http://schemas.openxmlformats.org/wordprocessingml/2006/main" xmlns:w14="http://schemas.microsoft.com/office/word/2010/wordml" xmlns:w15="http://schemas.microsoft.com/office/word/2012/wordml" xmlns:w16cex="http://schemas.microsoft.com/office/word/2018/wordml/cex" xmlns:w16cid="http://schemas.microsoft.com/office/word/2016/wordml/cid" xmlns:w16="http://schemas.microsoft.com/office/word/2018/wordml" xmlns:w16du="http://schemas.microsoft.com/office/word/2023/wordml/word16du" xmlns:w16sdtdh="http://schemas.microsoft.com/office/word/2020/wordml/sdtdatahash" xmlns:w16sdtfl="http://schemas.microsoft.com/office/word/2024/wordml/sdtformatlock" xmlns:w16se="http://schemas.microsoft.com/office/word/2015/wordml/symex" xmlns:wpg="http://schemas.microsoft.com/office/word/2010/wordprocessingGroup" xmlns:wpi="http://schemas.microsoft.com/office/word/2010/wordprocessingInk" xmlns:wne="http://schemas.microsoft.com/office/word/2006/wordml" xmlns:wps="http://schemas.microsoft.com/office/word/2010/wordprocessingShape" mc:Ignorable="w14 w15 w16se w16cid w16 w16cex w16sdtdh w16sdtfl w16du wp14">
   <w:abstractNum w:abstractNumId="0" w15:restartNumberingAfterBreak="0">
     <w:nsid w:val="FFFFFF7C"/>
     <w:multiLevelType w:val="singleLevel"/>
@@ -3133,7 +2933,7 @@
     <w:lvl w:ilvl="0">
       <w:start w:val="1"/>
       <w:numFmt w:val="decimal"/>
-      <w:pStyle w:val="slovanseznam5"/>
+      <w:pStyle w:val="ListNumber5"/>
       <w:lvlText w:val="%1."/>
       <w:lvlJc w:val="left"/>
       <w:pPr>
@@ -3151,7 +2951,7 @@
     <w:lvl w:ilvl="0">
       <w:start w:val="1"/>
       <w:numFmt w:val="decimal"/>
-      <w:pStyle w:val="slovanseznam4"/>
+      <w:pStyle w:val="ListNumber4"/>
       <w:lvlText w:val="%1."/>
       <w:lvlJc w:val="left"/>
       <w:pPr>
@@ -3169,7 +2969,7 @@
     <w:lvl w:ilvl="0">
       <w:start w:val="1"/>
       <w:numFmt w:val="decimal"/>
-      <w:pStyle w:val="slovanseznam3"/>
+      <w:pStyle w:val="ListNumber3"/>
       <w:lvlText w:val="%1."/>
       <w:lvlJc w:val="left"/>
       <w:pPr>
@@ -3187,7 +2987,7 @@
     <w:lvl w:ilvl="0">
       <w:start w:val="1"/>
       <w:numFmt w:val="decimal"/>
-      <w:pStyle w:val="slovanseznam2"/>
+      <w:pStyle w:val="ListNumber2"/>
       <w:lvlText w:val="%1."/>
       <w:lvlJc w:val="left"/>
       <w:pPr>
@@ -3205,7 +3005,7 @@
     <w:lvl w:ilvl="0">
       <w:start w:val="1"/>
       <w:numFmt w:val="bullet"/>
-      <w:pStyle w:val="Seznamsodrkami5"/>
+      <w:pStyle w:val="ListBullet5"/>
       <w:lvlText w:val=""/>
       <w:lvlJc w:val="left"/>
       <w:pPr>
@@ -3226,7 +3026,7 @@
     <w:lvl w:ilvl="0">
       <w:start w:val="1"/>
       <w:numFmt w:val="bullet"/>
-      <w:pStyle w:val="Seznamsodrkami4"/>
+      <w:pStyle w:val="ListBullet4"/>
       <w:lvlText w:val=""/>
       <w:lvlJc w:val="left"/>
       <w:pPr>
@@ -3247,7 +3047,7 @@
     <w:lvl w:ilvl="0">
       <w:start w:val="1"/>
       <w:numFmt w:val="bullet"/>
-      <w:pStyle w:val="Seznamsodrkami3"/>
+      <w:pStyle w:val="ListBullet3"/>
       <w:lvlText w:val=""/>
       <w:lvlJc w:val="left"/>
       <w:pPr>
@@ -3268,7 +3068,7 @@
     <w:lvl w:ilvl="0">
       <w:start w:val="1"/>
       <w:numFmt w:val="bullet"/>
-      <w:pStyle w:val="Seznamsodrkami2"/>
+      <w:pStyle w:val="ListBullet2"/>
       <w:lvlText w:val=""/>
       <w:lvlJc w:val="left"/>
       <w:pPr>
@@ -3289,7 +3089,7 @@
     <w:lvl w:ilvl="0">
       <w:start w:val="1"/>
       <w:numFmt w:val="bullet"/>
-      <w:pStyle w:val="Seznamsodrkami"/>
+      <w:pStyle w:val="ListBullet"/>
       <w:lvlText w:val=""/>
       <w:lvlJc w:val="left"/>
       <w:pPr>
@@ -3876,7 +3676,7 @@
     <w:nsid w:val="40036746"/>
     <w:multiLevelType w:val="multilevel"/>
     <w:tmpl w:val="04050023"/>
-    <w:styleLink w:val="lnekoddl"/>
+    <w:styleLink w:val="ArticleSection"/>
     <w:lvl w:ilvl="0">
       <w:start w:val="1"/>
       <w:numFmt w:val="upperRoman"/>
@@ -4257,7 +4057,7 @@
     <w:lvl w:ilvl="0">
       <w:start w:val="1"/>
       <w:numFmt w:val="decimal"/>
-      <w:pStyle w:val="slovanseznam"/>
+      <w:pStyle w:val="ListNumber"/>
       <w:lvlText w:val="%1."/>
       <w:legacy w:legacy="1" w:legacySpace="0" w:legacyIndent="283"/>
       <w:lvlJc w:val="left"/>
@@ -5170,139 +4970,139 @@
       </w:pPr>
     </w:lvl>
   </w:abstractNum>
-  <w:num w:numId="1">
+  <w:num w:numId="1" w16cid:durableId="82067424">
     <w:abstractNumId w:val="9"/>
   </w:num>
-  <w:num w:numId="2">
+  <w:num w:numId="2" w16cid:durableId="355158156">
     <w:abstractNumId w:val="22"/>
   </w:num>
-  <w:num w:numId="3">
+  <w:num w:numId="3" w16cid:durableId="1917746169">
     <w:abstractNumId w:val="25"/>
   </w:num>
-  <w:num w:numId="4">
+  <w:num w:numId="4" w16cid:durableId="1353072218">
     <w:abstractNumId w:val="21"/>
   </w:num>
-  <w:num w:numId="5">
+  <w:num w:numId="5" w16cid:durableId="471752901">
     <w:abstractNumId w:val="10"/>
   </w:num>
-  <w:num w:numId="6">
+  <w:num w:numId="6" w16cid:durableId="1611740796">
     <w:abstractNumId w:val="24"/>
   </w:num>
-  <w:num w:numId="7">
+  <w:num w:numId="7" w16cid:durableId="1422792653">
     <w:abstractNumId w:val="20"/>
   </w:num>
-  <w:num w:numId="8">
+  <w:num w:numId="8" w16cid:durableId="860433606">
     <w:abstractNumId w:val="3"/>
   </w:num>
-  <w:num w:numId="9">
+  <w:num w:numId="9" w16cid:durableId="2005815978">
     <w:abstractNumId w:val="2"/>
   </w:num>
-  <w:num w:numId="10">
+  <w:num w:numId="10" w16cid:durableId="1614434796">
     <w:abstractNumId w:val="1"/>
   </w:num>
-  <w:num w:numId="11">
+  <w:num w:numId="11" w16cid:durableId="1044602091">
     <w:abstractNumId w:val="0"/>
   </w:num>
-  <w:num w:numId="12">
+  <w:num w:numId="12" w16cid:durableId="273444786">
     <w:abstractNumId w:val="18"/>
   </w:num>
-  <w:num w:numId="13">
+  <w:num w:numId="13" w16cid:durableId="1714383878">
     <w:abstractNumId w:val="8"/>
   </w:num>
-  <w:num w:numId="14">
+  <w:num w:numId="14" w16cid:durableId="301354877">
     <w:abstractNumId w:val="7"/>
   </w:num>
-  <w:num w:numId="15">
+  <w:num w:numId="15" w16cid:durableId="6564320">
     <w:abstractNumId w:val="6"/>
   </w:num>
-  <w:num w:numId="16">
+  <w:num w:numId="16" w16cid:durableId="1499887856">
     <w:abstractNumId w:val="5"/>
   </w:num>
-  <w:num w:numId="17">
+  <w:num w:numId="17" w16cid:durableId="882787772">
     <w:abstractNumId w:val="4"/>
   </w:num>
-  <w:num w:numId="18">
+  <w:num w:numId="18" w16cid:durableId="553585023">
     <w:abstractNumId w:val="32"/>
     <w:lvlOverride w:ilvl="0">
       <w:startOverride w:val="1"/>
     </w:lvlOverride>
   </w:num>
-  <w:num w:numId="19">
+  <w:num w:numId="19" w16cid:durableId="1792623979">
     <w:abstractNumId w:val="11"/>
   </w:num>
-  <w:num w:numId="20">
+  <w:num w:numId="20" w16cid:durableId="2060205445">
     <w:abstractNumId w:val="13"/>
   </w:num>
-  <w:num w:numId="21">
+  <w:num w:numId="21" w16cid:durableId="336423256">
     <w:abstractNumId w:val="25"/>
     <w:lvlOverride w:ilvl="0">
       <w:startOverride w:val="1"/>
     </w:lvlOverride>
   </w:num>
-  <w:num w:numId="22">
+  <w:num w:numId="22" w16cid:durableId="1933775732">
     <w:abstractNumId w:val="25"/>
     <w:lvlOverride w:ilvl="0">
       <w:startOverride w:val="1"/>
     </w:lvlOverride>
   </w:num>
-  <w:num w:numId="23">
+  <w:num w:numId="23" w16cid:durableId="1376736257">
     <w:abstractNumId w:val="25"/>
     <w:lvlOverride w:ilvl="0">
       <w:startOverride w:val="1"/>
     </w:lvlOverride>
   </w:num>
-  <w:num w:numId="24">
+  <w:num w:numId="24" w16cid:durableId="1829901605">
     <w:abstractNumId w:val="27"/>
   </w:num>
-  <w:num w:numId="25">
+  <w:num w:numId="25" w16cid:durableId="561215257">
     <w:abstractNumId w:val="12"/>
   </w:num>
-  <w:num w:numId="26">
+  <w:num w:numId="26" w16cid:durableId="59911462">
     <w:abstractNumId w:val="31"/>
   </w:num>
-  <w:num w:numId="27">
+  <w:num w:numId="27" w16cid:durableId="1469278080">
     <w:abstractNumId w:val="28"/>
   </w:num>
-  <w:num w:numId="28">
+  <w:num w:numId="28" w16cid:durableId="1497189977">
     <w:abstractNumId w:val="30"/>
   </w:num>
-  <w:num w:numId="29">
+  <w:num w:numId="29" w16cid:durableId="1194150278">
     <w:abstractNumId w:val="17"/>
   </w:num>
-  <w:num w:numId="30">
+  <w:num w:numId="30" w16cid:durableId="2040546557">
     <w:abstractNumId w:val="29"/>
   </w:num>
-  <w:num w:numId="31">
+  <w:num w:numId="31" w16cid:durableId="1482232424">
     <w:abstractNumId w:val="26"/>
   </w:num>
-  <w:num w:numId="32">
+  <w:num w:numId="32" w16cid:durableId="31616480">
     <w:abstractNumId w:val="23"/>
   </w:num>
-  <w:num w:numId="33">
+  <w:num w:numId="33" w16cid:durableId="1012419049">
     <w:abstractNumId w:val="14"/>
   </w:num>
-  <w:num w:numId="34">
+  <w:num w:numId="34" w16cid:durableId="756052347">
     <w:abstractNumId w:val="19"/>
   </w:num>
-  <w:num w:numId="35">
+  <w:num w:numId="35" w16cid:durableId="1154833939">
     <w:abstractNumId w:val="9"/>
   </w:num>
-  <w:num w:numId="36">
+  <w:num w:numId="36" w16cid:durableId="895241991">
     <w:abstractNumId w:val="9"/>
   </w:num>
-  <w:num w:numId="37">
+  <w:num w:numId="37" w16cid:durableId="1497915170">
     <w:abstractNumId w:val="9"/>
   </w:num>
-  <w:num w:numId="38">
+  <w:num w:numId="38" w16cid:durableId="258100707">
     <w:abstractNumId w:val="9"/>
   </w:num>
-  <w:num w:numId="39">
+  <w:num w:numId="39" w16cid:durableId="531308887">
     <w:abstractNumId w:val="15"/>
   </w:num>
-  <w:num w:numId="40">
+  <w:num w:numId="40" w16cid:durableId="1279145101">
     <w:abstractNumId w:val="9"/>
   </w:num>
-  <w:num w:numId="41">
+  <w:num w:numId="41" w16cid:durableId="616377173">
     <w:abstractNumId w:val="16"/>
   </w:num>
   <w:numIdMacAtCleanup w:val="25"/>
@@ -5310,7 +5110,7 @@
 </file>
 
 <file path=word/styles.xml><?xml version="1.0" encoding="utf-8"?>
-<w:styles xmlns:mc="http://schemas.openxmlformats.org/markup-compatibility/2006" xmlns:r="http://schemas.openxmlformats.org/officeDocument/2006/relationships" xmlns:w="http://schemas.openxmlformats.org/wordprocessingml/2006/main" xmlns:w14="http://schemas.microsoft.com/office/word/2010/wordml" xmlns:w15="http://schemas.microsoft.com/office/word/2012/wordml" xmlns:w16se="http://schemas.microsoft.com/office/word/2015/wordml/symex" mc:Ignorable="w14 w15 w16se">
+<w:styles xmlns:mc="http://schemas.openxmlformats.org/markup-compatibility/2006" xmlns:r="http://schemas.openxmlformats.org/officeDocument/2006/relationships" xmlns:w="http://schemas.openxmlformats.org/wordprocessingml/2006/main" xmlns:w14="http://schemas.microsoft.com/office/word/2010/wordml" xmlns:w15="http://schemas.microsoft.com/office/word/2012/wordml" xmlns:w16cex="http://schemas.microsoft.com/office/word/2018/wordml/cex" xmlns:w16cid="http://schemas.microsoft.com/office/word/2016/wordml/cid" xmlns:w16="http://schemas.microsoft.com/office/word/2018/wordml" xmlns:w16du="http://schemas.microsoft.com/office/word/2023/wordml/word16du" xmlns:w16sdtdh="http://schemas.microsoft.com/office/word/2020/wordml/sdtdatahash" xmlns:w16sdtfl="http://schemas.microsoft.com/office/word/2024/wordml/sdtformatlock" xmlns:w16se="http://schemas.microsoft.com/office/word/2015/wordml/symex" mc:Ignorable="w14 w15 w16se w16cid w16 w16cex w16sdtdh w16sdtfl w16du">
   <w:docDefaults>
     <w:rPrDefault>
       <w:rPr>
@@ -5320,7 +5120,7 @@
     </w:rPrDefault>
     <w:pPrDefault/>
   </w:docDefaults>
-  <w:latentStyles w:defLockedState="0" w:defUIPriority="0" w:defSemiHidden="0" w:defUnhideWhenUsed="0" w:defQFormat="0" w:count="371">
+  <w:latentStyles w:defLockedState="0" w:defUIPriority="0" w:defSemiHidden="0" w:defUnhideWhenUsed="0" w:defQFormat="0" w:count="376">
     <w:lsdException w:name="Normal" w:qFormat="1"/>
     <w:lsdException w:name="heading 1" w:uiPriority="99" w:qFormat="1"/>
     <w:lsdException w:name="heading 2" w:qFormat="1"/>
@@ -5685,8 +5485,13 @@
     <w:lsdException w:name="List Table 5 Dark Accent 6" w:uiPriority="50"/>
     <w:lsdException w:name="List Table 6 Colorful Accent 6" w:uiPriority="51"/>
     <w:lsdException w:name="List Table 7 Colorful Accent 6" w:uiPriority="52"/>
+    <w:lsdException w:name="Mention" w:semiHidden="1" w:uiPriority="99" w:unhideWhenUsed="1"/>
+    <w:lsdException w:name="Smart Hyperlink" w:semiHidden="1" w:uiPriority="99" w:unhideWhenUsed="1"/>
+    <w:lsdException w:name="Hashtag" w:semiHidden="1" w:uiPriority="99" w:unhideWhenUsed="1"/>
+    <w:lsdException w:name="Unresolved Mention" w:semiHidden="1" w:uiPriority="99" w:unhideWhenUsed="1"/>
+    <w:lsdException w:name="Smart Link" w:semiHidden="1" w:uiPriority="99" w:unhideWhenUsed="1"/>
   </w:latentStyles>
-  <w:style w:type="paragraph" w:default="1" w:styleId="Normln">
+  <w:style w:type="paragraph" w:default="1" w:styleId="Normal">
     <w:name w:val="Normal"/>
     <w:qFormat/>
     <w:rsid w:val="00234DFA"/>
@@ -5694,11 +5499,11 @@
       <w:rFonts w:ascii="Arial" w:hAnsi="Arial"/>
     </w:rPr>
   </w:style>
-  <w:style w:type="paragraph" w:styleId="Nadpis1">
+  <w:style w:type="paragraph" w:styleId="Heading1">
     <w:name w:val="heading 1"/>
     <w:basedOn w:val="Nadpiskapitoly"/>
     <w:next w:val="Textnormy"/>
-    <w:link w:val="Nadpis1Char"/>
+    <w:link w:val="Heading1Char"/>
     <w:uiPriority w:val="99"/>
     <w:qFormat/>
     <w:rsid w:val="00662003"/>
@@ -5720,105 +5525,103 @@
       <w:lang w:val="en-US"/>
     </w:rPr>
   </w:style>
-  <w:style w:type="paragraph" w:styleId="Nadpis2">
+  <w:style w:type="paragraph" w:styleId="Heading2">
     <w:name w:val="heading 2"/>
     <w:basedOn w:val="Nadpislnku"/>
     <w:next w:val="Textnormy"/>
-    <w:link w:val="Nadpis2Char"/>
+    <w:link w:val="Heading2Char"/>
     <w:qFormat/>
     <w:rsid w:val="00234DFA"/>
     <w:pPr>
       <w:outlineLvl w:val="1"/>
     </w:pPr>
   </w:style>
-  <w:style w:type="paragraph" w:styleId="Nadpis3">
+  <w:style w:type="paragraph" w:styleId="Heading3">
     <w:name w:val="heading 3"/>
     <w:basedOn w:val="Nadpislnku"/>
     <w:next w:val="Textnormy"/>
-    <w:link w:val="Nadpis3Char"/>
+    <w:link w:val="Heading3Char"/>
     <w:qFormat/>
     <w:rsid w:val="00234DFA"/>
     <w:pPr>
       <w:outlineLvl w:val="2"/>
     </w:pPr>
   </w:style>
-  <w:style w:type="paragraph" w:styleId="Nadpis4">
+  <w:style w:type="paragraph" w:styleId="Heading4">
     <w:name w:val="heading 4"/>
     <w:basedOn w:val="Nadpislnku"/>
     <w:next w:val="Textnormy"/>
-    <w:link w:val="Nadpis4Char"/>
+    <w:link w:val="Heading4Char"/>
     <w:qFormat/>
     <w:rsid w:val="00234DFA"/>
     <w:pPr>
       <w:outlineLvl w:val="3"/>
     </w:pPr>
   </w:style>
-  <w:style w:type="paragraph" w:styleId="Nadpis5">
+  <w:style w:type="paragraph" w:styleId="Heading5">
     <w:name w:val="heading 5"/>
     <w:basedOn w:val="Nadpislnku"/>
     <w:next w:val="Textnormy"/>
-    <w:link w:val="Nadpis5Char"/>
+    <w:link w:val="Heading5Char"/>
     <w:qFormat/>
     <w:rsid w:val="00234DFA"/>
     <w:pPr>
       <w:outlineLvl w:val="4"/>
     </w:pPr>
   </w:style>
-  <w:style w:type="paragraph" w:styleId="Nadpis6">
+  <w:style w:type="paragraph" w:styleId="Heading6">
     <w:name w:val="heading 6"/>
     <w:basedOn w:val="Nadpislnku"/>
     <w:next w:val="Textnormy"/>
-    <w:link w:val="Nadpis6Char"/>
+    <w:link w:val="Heading6Char"/>
     <w:qFormat/>
     <w:rsid w:val="00234DFA"/>
     <w:pPr>
       <w:outlineLvl w:val="5"/>
     </w:pPr>
   </w:style>
-  <w:style w:type="paragraph" w:styleId="Nadpis7">
+  <w:style w:type="paragraph" w:styleId="Heading7">
     <w:name w:val="heading 7"/>
     <w:aliases w:val="not to be used 7"/>
     <w:basedOn w:val="Nadpislnku"/>
     <w:next w:val="Textnormy"/>
-    <w:link w:val="Nadpis7Char"/>
+    <w:link w:val="Heading7Char"/>
     <w:qFormat/>
     <w:rsid w:val="00234DFA"/>
     <w:pPr>
       <w:outlineLvl w:val="6"/>
     </w:pPr>
   </w:style>
-  <w:style w:type="paragraph" w:styleId="Nadpis8">
+  <w:style w:type="paragraph" w:styleId="Heading8">
     <w:name w:val="heading 8"/>
     <w:aliases w:val="not to be used 8"/>
     <w:basedOn w:val="Nadpislnku"/>
     <w:next w:val="Textnormy"/>
-    <w:link w:val="Nadpis8Char"/>
+    <w:link w:val="Heading8Char"/>
     <w:qFormat/>
     <w:rsid w:val="00234DFA"/>
     <w:pPr>
       <w:outlineLvl w:val="7"/>
     </w:pPr>
   </w:style>
-  <w:style w:type="paragraph" w:styleId="Nadpis9">
+  <w:style w:type="paragraph" w:styleId="Heading9">
     <w:name w:val="heading 9"/>
     <w:aliases w:val="not to be used 9"/>
     <w:basedOn w:val="Nadpislnku"/>
     <w:next w:val="Textnormy"/>
-    <w:link w:val="Nadpis9Char"/>
+    <w:link w:val="Heading9Char"/>
     <w:qFormat/>
     <w:rsid w:val="00234DFA"/>
     <w:pPr>
       <w:outlineLvl w:val="8"/>
     </w:pPr>
   </w:style>
-  <w:style w:type="character" w:default="1" w:styleId="Standardnpsmoodstavce">
+  <w:style w:type="character" w:default="1" w:styleId="DefaultParagraphFont">
     <w:name w:val="Default Paragraph Font"/>
     <w:uiPriority w:val="1"/>
-    <w:semiHidden/>
     <w:unhideWhenUsed/>
-    <w:rsid w:val="00234DFA"/>
-  </w:style>
-  <w:style w:type="table" w:default="1" w:styleId="Normlntabulka">
+  </w:style>
+  <w:style w:type="table" w:default="1" w:styleId="TableNormal">
     <w:name w:val="Normal Table"/>
     <w:uiPriority w:val="99"/>
     <w:semiHidden/>
@@ -5833,12 +5636,11 @@
       </w:tblCellMar>
     </w:tblPr>
   </w:style>
-  <w:style w:type="numbering" w:default="1" w:styleId="Bezseznamu">
+  <w:style w:type="numbering" w:default="1" w:styleId="NoList">
     <w:name w:val="No List"/>
     <w:uiPriority w:val="99"/>
     <w:semiHidden/>
     <w:unhideWhenUsed/>
-    <w:rsid w:val="00234DFA"/>
   </w:style>
   <w:style w:type="paragraph" w:customStyle="1" w:styleId="Nadpiskapitoly">
     <w:name w:val="Nadpis kapitoly"/>
@@ -5933,7 +5735,7 @@
       <w:lang w:val="en-GB"/>
     </w:rPr>
   </w:style>
-  <w:style w:type="paragraph" w:styleId="slovanseznam">
+  <w:style w:type="paragraph" w:styleId="ListNumber">
     <w:name w:val="List Number"/>
     <w:basedOn w:val="Textnormy"/>
     <w:rsid w:val="00234DFA"/>
@@ -5944,7 +5746,7 @@
       <w:ind w:left="284" w:hanging="284"/>
     </w:pPr>
   </w:style>
-  <w:style w:type="paragraph" w:styleId="Rejstk1">
+  <w:style w:type="paragraph" w:styleId="Index1">
     <w:name w:val="index 1"/>
     <w:basedOn w:val="Textnormy"/>
     <w:next w:val="Textnormy"/>
@@ -5979,7 +5781,7 @@
       <w:sz w:val="28"/>
     </w:rPr>
   </w:style>
-  <w:style w:type="character" w:styleId="slostrnky">
+  <w:style w:type="character" w:styleId="PageNumber">
     <w:name w:val="page number"/>
     <w:rsid w:val="00234DFA"/>
     <w:rPr>
@@ -6009,19 +5811,19 @@
       <w:ind w:left="284" w:hanging="284"/>
     </w:pPr>
   </w:style>
-  <w:style w:type="paragraph" w:styleId="Zhlav">
+  <w:style w:type="paragraph" w:styleId="Header">
     <w:name w:val="header"/>
     <w:basedOn w:val="Textnormy"/>
-    <w:link w:val="ZhlavChar"/>
+    <w:link w:val="HeaderChar"/>
     <w:rsid w:val="00234DFA"/>
     <w:rPr>
       <w:sz w:val="18"/>
     </w:rPr>
   </w:style>
-  <w:style w:type="paragraph" w:styleId="Zpat">
+  <w:style w:type="paragraph" w:styleId="Footer">
     <w:name w:val="footer"/>
     <w:basedOn w:val="Textnormy"/>
-    <w:link w:val="ZpatChar"/>
+    <w:link w:val="FooterChar"/>
     <w:rsid w:val="00234DFA"/>
     <w:pPr>
       <w:jc w:val="center"/>
@@ -6030,23 +5832,23 @@
       <w:sz w:val="18"/>
     </w:rPr>
   </w:style>
-  <w:style w:type="paragraph" w:styleId="Zkladntext">
+  <w:style w:type="paragraph" w:styleId="BodyText">
     <w:name w:val="Body Text"/>
-    <w:basedOn w:val="Normln"/>
-    <w:link w:val="ZkladntextChar"/>
+    <w:basedOn w:val="Normal"/>
+    <w:link w:val="BodyTextChar"/>
     <w:rsid w:val="00234DFA"/>
     <w:pPr>
       <w:spacing w:after="120"/>
     </w:pPr>
   </w:style>
-  <w:style w:type="paragraph" w:styleId="Obsah2">
+  <w:style w:type="paragraph" w:styleId="TOC2">
     <w:name w:val="toc 2"/>
-    <w:basedOn w:val="Obsah1"/>
+    <w:basedOn w:val="TOC1"/>
     <w:next w:val="Textnormy"/>
     <w:uiPriority w:val="39"/>
     <w:rsid w:val="00234DFA"/>
   </w:style>
-  <w:style w:type="paragraph" w:styleId="Obsah1">
+  <w:style w:type="paragraph" w:styleId="TOC1">
     <w:name w:val="toc 1"/>
     <w:basedOn w:val="Textnormy"/>
     <w:next w:val="Textnormy"/>
@@ -6065,49 +5867,49 @@
       <w:sz w:val="18"/>
     </w:rPr>
   </w:style>
-  <w:style w:type="paragraph" w:styleId="Obsah5">
+  <w:style w:type="paragraph" w:styleId="TOC5">
     <w:name w:val="toc 5"/>
-    <w:basedOn w:val="Obsah1"/>
+    <w:basedOn w:val="TOC1"/>
     <w:next w:val="Textnormy"/>
     <w:semiHidden/>
     <w:rsid w:val="00234DFA"/>
   </w:style>
-  <w:style w:type="paragraph" w:styleId="Obsah3">
+  <w:style w:type="paragraph" w:styleId="TOC3">
     <w:name w:val="toc 3"/>
-    <w:basedOn w:val="Obsah1"/>
+    <w:basedOn w:val="TOC1"/>
     <w:next w:val="Textnormy"/>
     <w:rsid w:val="00234DFA"/>
   </w:style>
-  <w:style w:type="paragraph" w:styleId="Obsah4">
+  <w:style w:type="paragraph" w:styleId="TOC4">
     <w:name w:val="toc 4"/>
-    <w:basedOn w:val="Obsah1"/>
+    <w:basedOn w:val="TOC1"/>
     <w:next w:val="Textnormy"/>
     <w:rsid w:val="00234DFA"/>
   </w:style>
-  <w:style w:type="paragraph" w:styleId="Obsah6">
+  <w:style w:type="paragraph" w:styleId="TOC6">
     <w:name w:val="toc 6"/>
-    <w:basedOn w:val="Obsah1"/>
+    <w:basedOn w:val="TOC1"/>
     <w:next w:val="Textnormy"/>
     <w:rsid w:val="00234DFA"/>
   </w:style>
-  <w:style w:type="paragraph" w:styleId="Obsah7">
+  <w:style w:type="paragraph" w:styleId="TOC7">
     <w:name w:val="toc 7"/>
-    <w:basedOn w:val="Obsah1"/>
+    <w:basedOn w:val="TOC1"/>
     <w:next w:val="Textnormy"/>
     <w:semiHidden/>
     <w:rsid w:val="00234DFA"/>
   </w:style>
-  <w:style w:type="paragraph" w:styleId="Obsah8">
+  <w:style w:type="paragraph" w:styleId="TOC8">
     <w:name w:val="toc 8"/>
-    <w:basedOn w:val="Obsah1"/>
+    <w:basedOn w:val="TOC1"/>
     <w:next w:val="Textnormy"/>
     <w:semiHidden/>
     <w:rsid w:val="00234DFA"/>
   </w:style>
-  <w:style w:type="paragraph" w:styleId="Obsah9">
+  <w:style w:type="paragraph" w:styleId="TOC9">
     <w:name w:val="toc 9"/>
-    <w:basedOn w:val="Normln"/>
-    <w:next w:val="Normln"/>
+    <w:basedOn w:val="Normal"/>
+    <w:next w:val="Normal"/>
     <w:autoRedefine/>
     <w:semiHidden/>
     <w:rsid w:val="00234DFA"/>
@@ -6176,10 +5978,10 @@
       <w:jc w:val="center"/>
     </w:pPr>
   </w:style>
-  <w:style w:type="paragraph" w:styleId="Titulek">
+  <w:style w:type="paragraph" w:styleId="Caption">
     <w:name w:val="caption"/>
-    <w:basedOn w:val="Normln"/>
-    <w:next w:val="Normln"/>
+    <w:basedOn w:val="Normal"/>
+    <w:next w:val="Normal"/>
     <w:qFormat/>
     <w:rsid w:val="00234DFA"/>
     <w:pPr>
@@ -6189,11 +5991,11 @@
       <w:b/>
     </w:rPr>
   </w:style>
-  <w:style w:type="paragraph" w:styleId="Textpoznpodarou">
+  <w:style w:type="paragraph" w:styleId="FootnoteText">
     <w:name w:val="footnote text"/>
     <w:aliases w:val="EPP16_Fußnotentext"/>
     <w:basedOn w:val="Poznmka"/>
-    <w:link w:val="TextpoznpodarouChar"/>
+    <w:link w:val="FootnoteTextChar"/>
     <w:rsid w:val="00234DFA"/>
     <w:pPr>
       <w:spacing w:before="60" w:after="0"/>
@@ -6239,15 +6041,15 @@
       <w:sz w:val="28"/>
     </w:rPr>
   </w:style>
-  <w:style w:type="paragraph" w:styleId="Zptenadresanaoblku">
+  <w:style w:type="paragraph" w:styleId="EnvelopeReturn">
     <w:name w:val="envelope return"/>
-    <w:basedOn w:val="Normln"/>
-    <w:rsid w:val="00234DFA"/>
-  </w:style>
-  <w:style w:type="paragraph" w:styleId="Hlavikarejstku">
+    <w:basedOn w:val="Normal"/>
+    <w:rsid w:val="00234DFA"/>
+  </w:style>
+  <w:style w:type="paragraph" w:styleId="IndexHeading">
     <w:name w:val="index heading"/>
     <w:basedOn w:val="Textnormy"/>
-    <w:next w:val="Rejstk1"/>
+    <w:next w:val="Index1"/>
     <w:rsid w:val="00234DFA"/>
     <w:pPr>
       <w:spacing w:before="120" w:after="60"/>
@@ -6273,7 +6075,7 @@
   </w:style>
   <w:style w:type="numbering" w:styleId="111111">
     <w:name w:val="Outline List 2"/>
-    <w:basedOn w:val="Bezseznamu"/>
+    <w:basedOn w:val="NoList"/>
     <w:semiHidden/>
     <w:rsid w:val="00234DFA"/>
     <w:pPr>
@@ -6444,7 +6246,7 @@
       <w:noProof/>
     </w:rPr>
   </w:style>
-  <w:style w:type="character" w:styleId="Znakapoznpodarou">
+  <w:style w:type="character" w:styleId="FootnoteReference">
     <w:name w:val="footnote reference"/>
     <w:rsid w:val="00234DFA"/>
     <w:rPr>
@@ -6463,7 +6265,7 @@
   </w:style>
   <w:style w:type="paragraph" w:customStyle="1" w:styleId="Tir">
     <w:name w:val="Tiráž"/>
-    <w:basedOn w:val="Normln"/>
+    <w:basedOn w:val="Normal"/>
     <w:rsid w:val="00234DFA"/>
     <w:pPr>
       <w:framePr w:w="9356" w:hSpace="142" w:wrap="around" w:hAnchor="margin" w:yAlign="bottom" w:anchorLock="1"/>
@@ -6475,7 +6277,7 @@
   </w:style>
   <w:style w:type="paragraph" w:customStyle="1" w:styleId="1StrCopyright">
     <w:name w:val="1StrCopyright"/>
-    <w:basedOn w:val="Zpat"/>
+    <w:basedOn w:val="Footer"/>
     <w:rsid w:val="00234DFA"/>
     <w:pPr>
       <w:tabs>
@@ -6522,7 +6324,7 @@
   </w:style>
   <w:style w:type="paragraph" w:customStyle="1" w:styleId="Upozornn">
     <w:name w:val="Upozornění"/>
-    <w:basedOn w:val="Normln"/>
+    <w:basedOn w:val="Normal"/>
     <w:rsid w:val="00234DFA"/>
     <w:pPr>
       <w:framePr w:w="9356" w:hSpace="142" w:wrap="around" w:hAnchor="margin" w:yAlign="bottom" w:anchorLock="1"/>
@@ -6532,7 +6334,7 @@
       <w:sz w:val="18"/>
     </w:rPr>
   </w:style>
-  <w:style w:type="character" w:styleId="Hypertextovodkaz">
+  <w:style w:type="character" w:styleId="Hyperlink">
     <w:name w:val="Hyperlink"/>
     <w:rsid w:val="00234DFA"/>
     <w:rPr>
@@ -6542,7 +6344,7 @@
   </w:style>
   <w:style w:type="numbering" w:styleId="1ai">
     <w:name w:val="Outline List 1"/>
-    <w:basedOn w:val="Bezseznamu"/>
+    <w:basedOn w:val="NoList"/>
     <w:semiHidden/>
     <w:rsid w:val="00234DFA"/>
     <w:pPr>
@@ -6551,9 +6353,9 @@
       </w:numPr>
     </w:pPr>
   </w:style>
-  <w:style w:type="paragraph" w:styleId="AdresaHTML">
+  <w:style w:type="paragraph" w:styleId="HTMLAddress">
     <w:name w:val="HTML Address"/>
-    <w:basedOn w:val="Normln"/>
+    <w:basedOn w:val="Normal"/>
     <w:semiHidden/>
     <w:rsid w:val="00234DFA"/>
     <w:rPr>
@@ -6561,9 +6363,9 @@
       <w:iCs/>
     </w:rPr>
   </w:style>
-  <w:style w:type="paragraph" w:styleId="Adresanaoblku">
+  <w:style w:type="paragraph" w:styleId="EnvelopeAddress">
     <w:name w:val="envelope address"/>
-    <w:basedOn w:val="Normln"/>
+    <w:basedOn w:val="Normal"/>
     <w:semiHidden/>
     <w:rsid w:val="00234DFA"/>
     <w:pPr>
@@ -6576,15 +6378,15 @@
       <w:szCs w:val="24"/>
     </w:rPr>
   </w:style>
-  <w:style w:type="character" w:styleId="AkronymHTML">
+  <w:style w:type="character" w:styleId="HTMLAcronym">
     <w:name w:val="HTML Acronym"/>
-    <w:basedOn w:val="Standardnpsmoodstavce"/>
+    <w:basedOn w:val="DefaultParagraphFont"/>
     <w:semiHidden/>
     <w:rsid w:val="00234DFA"/>
   </w:style>
-  <w:style w:type="table" w:styleId="Barevntabulka1">
+  <w:style w:type="table" w:styleId="TableColourful1">
     <w:name w:val="Table Colorful 1"/>
-    <w:basedOn w:val="Normlntabulka"/>
+    <w:basedOn w:val="TableNormal"/>
     <w:semiHidden/>
     <w:rsid w:val="00234DFA"/>
     <w:rPr>
@@ -6660,9 +6462,9 @@
       </w:tcPr>
     </w:tblStylePr>
   </w:style>
-  <w:style w:type="table" w:styleId="Barevntabulka2">
+  <w:style w:type="table" w:styleId="TableColourful2">
     <w:name w:val="Table Colorful 2"/>
-    <w:basedOn w:val="Normlntabulka"/>
+    <w:basedOn w:val="TableNormal"/>
     <w:semiHidden/>
     <w:rsid w:val="00234DFA"/>
     <w:tblPr>
@@ -6732,9 +6534,9 @@
       </w:tcPr>
     </w:tblStylePr>
   </w:style>
-  <w:style w:type="table" w:styleId="Barevntabulka3">
+  <w:style w:type="table" w:styleId="TableColourful3">
     <w:name w:val="Table Colorful 3"/>
-    <w:basedOn w:val="Normlntabulka"/>
+    <w:basedOn w:val="TableNormal"/>
     <w:semiHidden/>
     <w:rsid w:val="00234DFA"/>
     <w:tblPr>
@@ -6788,7 +6590,7 @@
       </w:tcPr>
     </w:tblStylePr>
   </w:style>
-  <w:style w:type="character" w:styleId="CittHTML">
+  <w:style w:type="character" w:styleId="HTMLCite">
     <w:name w:val="HTML Cite"/>
     <w:semiHidden/>
     <w:rsid w:val="00234DFA"/>
@@ -6797,15 +6599,15 @@
       <w:iCs/>
     </w:rPr>
   </w:style>
-  <w:style w:type="character" w:styleId="slodku">
+  <w:style w:type="character" w:styleId="LineNumber">
     <w:name w:val="line number"/>
-    <w:basedOn w:val="Standardnpsmoodstavce"/>
+    <w:basedOn w:val="DefaultParagraphFont"/>
     <w:semiHidden/>
     <w:rsid w:val="00234DFA"/>
   </w:style>
-  <w:style w:type="paragraph" w:styleId="slovanseznam2">
+  <w:style w:type="paragraph" w:styleId="ListNumber2">
     <w:name w:val="List Number 2"/>
-    <w:basedOn w:val="Normln"/>
+    <w:basedOn w:val="Normal"/>
     <w:rsid w:val="00234DFA"/>
     <w:pPr>
       <w:numPr>
@@ -6813,9 +6615,9 @@
       </w:numPr>
     </w:pPr>
   </w:style>
-  <w:style w:type="paragraph" w:styleId="slovanseznam3">
+  <w:style w:type="paragraph" w:styleId="ListNumber3">
     <w:name w:val="List Number 3"/>
-    <w:basedOn w:val="Normln"/>
+    <w:basedOn w:val="Normal"/>
     <w:rsid w:val="00234DFA"/>
     <w:pPr>
       <w:numPr>
@@ -6823,9 +6625,9 @@
       </w:numPr>
     </w:pPr>
   </w:style>
-  <w:style w:type="paragraph" w:styleId="slovanseznam4">
+  <w:style w:type="paragraph" w:styleId="ListNumber4">
     <w:name w:val="List Number 4"/>
-    <w:basedOn w:val="Normln"/>
+    <w:basedOn w:val="Normal"/>
     <w:rsid w:val="00234DFA"/>
     <w:pPr>
       <w:numPr>
@@ -6833,9 +6635,9 @@
       </w:numPr>
     </w:pPr>
   </w:style>
-  <w:style w:type="paragraph" w:styleId="slovanseznam5">
+  <w:style w:type="paragraph" w:styleId="ListNumber5">
     <w:name w:val="List Number 5"/>
-    <w:basedOn w:val="Normln"/>
+    <w:basedOn w:val="Normal"/>
     <w:semiHidden/>
     <w:rsid w:val="00234DFA"/>
     <w:pPr>
@@ -6844,9 +6646,9 @@
       </w:numPr>
     </w:pPr>
   </w:style>
-  <w:style w:type="numbering" w:styleId="lnekoddl">
+  <w:style w:type="numbering" w:styleId="ArticleSection">
     <w:name w:val="Outline List 3"/>
-    <w:basedOn w:val="Bezseznamu"/>
+    <w:basedOn w:val="NoList"/>
     <w:semiHidden/>
     <w:rsid w:val="00234DFA"/>
     <w:pPr>
@@ -6855,14 +6657,14 @@
       </w:numPr>
     </w:pPr>
   </w:style>
-  <w:style w:type="paragraph" w:styleId="Datum">
+  <w:style w:type="paragraph" w:styleId="Date">
     <w:name w:val="Date"/>
-    <w:basedOn w:val="Normln"/>
-    <w:next w:val="Normln"/>
+    <w:basedOn w:val="Normal"/>
+    <w:next w:val="Normal"/>
     <w:semiHidden/>
     <w:rsid w:val="00234DFA"/>
   </w:style>
-  <w:style w:type="character" w:styleId="DefiniceHTML">
+  <w:style w:type="character" w:styleId="HTMLDefinition">
     <w:name w:val="HTML Definition"/>
     <w:semiHidden/>
     <w:rsid w:val="00234DFA"/>
@@ -6871,9 +6673,9 @@
       <w:iCs/>
     </w:rPr>
   </w:style>
-  <w:style w:type="table" w:styleId="Elegantntabulka">
+  <w:style w:type="table" w:styleId="TableElegant">
     <w:name w:val="Table Elegant"/>
-    <w:basedOn w:val="Normlntabulka"/>
+    <w:basedOn w:val="TableNormal"/>
     <w:semiHidden/>
     <w:rsid w:val="00234DFA"/>
     <w:tblPr>
@@ -6903,18 +6705,18 @@
       </w:tcPr>
     </w:tblStylePr>
   </w:style>
-  <w:style w:type="paragraph" w:styleId="FormtovanvHTML">
+  <w:style w:type="paragraph" w:styleId="HTMLPreformatted">
     <w:name w:val="HTML Preformatted"/>
-    <w:basedOn w:val="Normln"/>
+    <w:basedOn w:val="Normal"/>
     <w:semiHidden/>
     <w:rsid w:val="00234DFA"/>
     <w:rPr>
       <w:rFonts w:ascii="Courier New" w:hAnsi="Courier New" w:cs="Courier New"/>
     </w:rPr>
   </w:style>
-  <w:style w:type="table" w:styleId="Jednoduchtabulka1">
+  <w:style w:type="table" w:styleId="TableSimple1">
     <w:name w:val="Table Simple 1"/>
-    <w:basedOn w:val="Normlntabulka"/>
+    <w:basedOn w:val="TableNormal"/>
     <w:semiHidden/>
     <w:rsid w:val="00234DFA"/>
     <w:tblPr>
@@ -6947,9 +6749,9 @@
       </w:tcPr>
     </w:tblStylePr>
   </w:style>
-  <w:style w:type="table" w:styleId="Jednoduchtabulka2">
+  <w:style w:type="table" w:styleId="TableSimple2">
     <w:name w:val="Table Simple 2"/>
-    <w:basedOn w:val="Normlntabulka"/>
+    <w:basedOn w:val="TableNormal"/>
     <w:semiHidden/>
     <w:rsid w:val="00234DFA"/>
     <w:tblPr/>
@@ -7039,9 +6841,9 @@
       </w:tcPr>
     </w:tblStylePr>
   </w:style>
-  <w:style w:type="table" w:styleId="Jednoduchtabulka3">
+  <w:style w:type="table" w:styleId="TableSimple3">
     <w:name w:val="Table Simple 3"/>
-    <w:basedOn w:val="Normlntabulka"/>
+    <w:basedOn w:val="TableNormal"/>
     <w:semiHidden/>
     <w:rsid w:val="00234DFA"/>
     <w:tblPr>
@@ -7071,9 +6873,9 @@
       </w:tcPr>
     </w:tblStylePr>
   </w:style>
-  <w:style w:type="table" w:styleId="Klasicktabulka1">
+  <w:style w:type="table" w:styleId="TableClassic1">
     <w:name w:val="Table Classic 1"/>
-    <w:basedOn w:val="Normlntabulka"/>
+    <w:basedOn w:val="TableNormal"/>
     <w:semiHidden/>
     <w:rsid w:val="00234DFA"/>
     <w:tblPr>
@@ -7151,9 +6953,9 @@
       </w:tcPr>
     </w:tblStylePr>
   </w:style>
-  <w:style w:type="table" w:styleId="Klasicktabulka2">
+  <w:style w:type="table" w:styleId="TableClassic2">
     <w:name w:val="Table Classic 2"/>
-    <w:basedOn w:val="Normlntabulka"/>
+    <w:basedOn w:val="TableNormal"/>
     <w:semiHidden/>
     <w:rsid w:val="00234DFA"/>
     <w:tblPr>
@@ -7239,9 +7041,9 @@
       </w:tcPr>
     </w:tblStylePr>
   </w:style>
-  <w:style w:type="table" w:styleId="Klasicktabulka3">
+  <w:style w:type="table" w:styleId="TableClassic3">
     <w:name w:val="Table Classic 3"/>
-    <w:basedOn w:val="Normlntabulka"/>
+    <w:basedOn w:val="TableNormal"/>
     <w:semiHidden/>
     <w:rsid w:val="00234DFA"/>
     <w:rPr>
@@ -7305,9 +7107,9 @@
       </w:tcPr>
     </w:tblStylePr>
   </w:style>
-  <w:style w:type="table" w:styleId="Klasicktabulka4">
+  <w:style w:type="table" w:styleId="TableClassic4">
     <w:name w:val="Table Classic 4"/>
-    <w:basedOn w:val="Normlntabulka"/>
+    <w:basedOn w:val="TableNormal"/>
     <w:semiHidden/>
     <w:rsid w:val="00234DFA"/>
     <w:tblPr>
@@ -7392,7 +7194,7 @@
       </w:tcPr>
     </w:tblStylePr>
   </w:style>
-  <w:style w:type="character" w:styleId="KlvesniceHTML">
+  <w:style w:type="character" w:styleId="HTMLKeyboard">
     <w:name w:val="HTML Keyboard"/>
     <w:semiHidden/>
     <w:rsid w:val="00234DFA"/>
@@ -7402,7 +7204,7 @@
       <w:szCs w:val="20"/>
     </w:rPr>
   </w:style>
-  <w:style w:type="character" w:styleId="KdHTML">
+  <w:style w:type="character" w:styleId="HTMLCode">
     <w:name w:val="HTML Code"/>
     <w:semiHidden/>
     <w:rsid w:val="00234DFA"/>
@@ -7412,9 +7214,9 @@
       <w:szCs w:val="20"/>
     </w:rPr>
   </w:style>
-  <w:style w:type="table" w:styleId="Moderntabulka">
+  <w:style w:type="table" w:styleId="TableContemporary">
     <w:name w:val="Table Contemporary"/>
-    <w:basedOn w:val="Normlntabulka"/>
+    <w:basedOn w:val="TableNormal"/>
     <w:semiHidden/>
     <w:rsid w:val="00234DFA"/>
     <w:tblPr>
@@ -7466,9 +7268,9 @@
       </w:tcPr>
     </w:tblStylePr>
   </w:style>
-  <w:style w:type="table" w:styleId="Motivtabulky">
+  <w:style w:type="table" w:styleId="TableTheme">
     <w:name w:val="Table Theme"/>
-    <w:basedOn w:val="Normlntabulka"/>
+    <w:basedOn w:val="TableNormal"/>
     <w:semiHidden/>
     <w:rsid w:val="00234DFA"/>
     <w:tblPr>
@@ -7482,9 +7284,9 @@
       </w:tblBorders>
     </w:tblPr>
   </w:style>
-  <w:style w:type="table" w:styleId="Mkatabulky">
+  <w:style w:type="table" w:styleId="TableGrid">
     <w:name w:val="Table Grid"/>
-    <w:basedOn w:val="Normlntabulka"/>
+    <w:basedOn w:val="TableNormal"/>
     <w:rsid w:val="00234DFA"/>
     <w:tblPr>
       <w:tblBorders>
@@ -7497,9 +7299,9 @@
       </w:tblBorders>
     </w:tblPr>
   </w:style>
-  <w:style w:type="table" w:styleId="Mkatabulky1">
+  <w:style w:type="table" w:styleId="TableGrid1">
     <w:name w:val="Table Grid 1"/>
-    <w:basedOn w:val="Normlntabulka"/>
+    <w:basedOn w:val="TableNormal"/>
     <w:semiHidden/>
     <w:rsid w:val="00234DFA"/>
     <w:tblPr>
@@ -7542,9 +7344,9 @@
       </w:tcPr>
     </w:tblStylePr>
   </w:style>
-  <w:style w:type="table" w:styleId="Mkatabulky2">
+  <w:style w:type="table" w:styleId="TableGrid2">
     <w:name w:val="Table Grid 2"/>
-    <w:basedOn w:val="Normlntabulka"/>
+    <w:basedOn w:val="TableNormal"/>
     <w:semiHidden/>
     <w:rsid w:val="00234DFA"/>
     <w:tblPr>
@@ -7610,9 +7412,9 @@
       </w:tcPr>
     </w:tblStylePr>
   </w:style>
-  <w:style w:type="table" w:styleId="Mkatabulky4">
+  <w:style w:type="table" w:styleId="TableGrid4">
     <w:name w:val="Table Grid 4"/>
-    <w:basedOn w:val="Normlntabulka"/>
+    <w:basedOn w:val="TableNormal"/>
     <w:semiHidden/>
     <w:rsid w:val="00234DFA"/>
     <w:tblPr>
@@ -7671,9 +7473,9 @@
       </w:tcPr>
     </w:tblStylePr>
   </w:style>
-  <w:style w:type="table" w:styleId="Mkatabulky5">
+  <w:style w:type="table" w:styleId="TableGrid5">
     <w:name w:val="Table Grid 5"/>
-    <w:basedOn w:val="Normlntabulka"/>
+    <w:basedOn w:val="TableNormal"/>
     <w:semiHidden/>
     <w:rsid w:val="00234DFA"/>
     <w:tblPr>
@@ -7735,9 +7537,9 @@
       </w:tcPr>
     </w:tblStylePr>
   </w:style>
-  <w:style w:type="table" w:styleId="Mkatabulky6">
+  <w:style w:type="table" w:styleId="TableGrid6">
     <w:name w:val="Table Grid 6"/>
-    <w:basedOn w:val="Normlntabulka"/>
+    <w:basedOn w:val="TableNormal"/>
     <w:semiHidden/>
     <w:rsid w:val="00234DFA"/>
     <w:tblPr>
@@ -7802,9 +7604,9 @@
       </w:tcPr>
     </w:tblStylePr>
   </w:style>
-  <w:style w:type="table" w:styleId="Mkatabulky7">
+  <w:style w:type="table" w:styleId="TableGrid7">
     <w:name w:val="Table Grid 7"/>
-    <w:basedOn w:val="Normlntabulka"/>
+    <w:basedOn w:val="TableNormal"/>
     <w:semiHidden/>
     <w:rsid w:val="00234DFA"/>
     <w:rPr>
@@ -7888,9 +7690,9 @@
       </w:tcPr>
     </w:tblStylePr>
   </w:style>
-  <w:style w:type="table" w:styleId="Mkatabulky8">
+  <w:style w:type="table" w:styleId="TableGrid8">
     <w:name w:val="Table Grid 8"/>
-    <w:basedOn w:val="Normlntabulka"/>
+    <w:basedOn w:val="TableNormal"/>
     <w:semiHidden/>
     <w:rsid w:val="00234DFA"/>
     <w:tblPr>
@@ -7950,17 +7752,17 @@
       </w:tcPr>
     </w:tblStylePr>
   </w:style>
-  <w:style w:type="paragraph" w:styleId="Nadpispoznmky">
+  <w:style w:type="paragraph" w:styleId="NoteHeading">
     <w:name w:val="Note Heading"/>
-    <w:basedOn w:val="Normln"/>
-    <w:next w:val="Normln"/>
+    <w:basedOn w:val="Normal"/>
+    <w:next w:val="Normal"/>
     <w:semiHidden/>
     <w:rsid w:val="00234DFA"/>
   </w:style>
-  <w:style w:type="paragraph" w:styleId="Nzev">
+  <w:style w:type="paragraph" w:styleId="Title">
     <w:name w:val="Title"/>
-    <w:basedOn w:val="Normln"/>
-    <w:link w:val="NzevChar"/>
+    <w:basedOn w:val="Normal"/>
+    <w:link w:val="TitleChar"/>
     <w:qFormat/>
     <w:rsid w:val="00234DFA"/>
     <w:pPr>
@@ -7977,9 +7779,9 @@
       <w:szCs w:val="32"/>
     </w:rPr>
   </w:style>
-  <w:style w:type="paragraph" w:styleId="Normlnweb">
+  <w:style w:type="paragraph" w:styleId="NormalWeb">
     <w:name w:val="Normal (Web)"/>
-    <w:basedOn w:val="Normln"/>
+    <w:basedOn w:val="Normal"/>
     <w:semiHidden/>
     <w:rsid w:val="00234DFA"/>
     <w:rPr>
@@ -7988,40 +7790,40 @@
       <w:szCs w:val="24"/>
     </w:rPr>
   </w:style>
-  <w:style w:type="paragraph" w:styleId="Normlnodsazen">
+  <w:style w:type="paragraph" w:styleId="NormalIndent">
     <w:name w:val="Normal Indent"/>
-    <w:basedOn w:val="Normln"/>
+    <w:basedOn w:val="Normal"/>
     <w:semiHidden/>
     <w:rsid w:val="00234DFA"/>
     <w:pPr>
       <w:ind w:left="708"/>
     </w:pPr>
   </w:style>
-  <w:style w:type="paragraph" w:styleId="Osloven">
+  <w:style w:type="paragraph" w:styleId="Salutation">
     <w:name w:val="Salutation"/>
-    <w:basedOn w:val="Normln"/>
-    <w:next w:val="Normln"/>
+    <w:basedOn w:val="Normal"/>
+    <w:next w:val="Normal"/>
     <w:semiHidden/>
     <w:rsid w:val="00234DFA"/>
   </w:style>
-  <w:style w:type="paragraph" w:styleId="Podpis">
+  <w:style w:type="paragraph" w:styleId="Signature">
     <w:name w:val="Signature"/>
-    <w:basedOn w:val="Normln"/>
+    <w:basedOn w:val="Normal"/>
     <w:semiHidden/>
     <w:rsid w:val="00234DFA"/>
     <w:pPr>
       <w:ind w:left="4252"/>
     </w:pPr>
   </w:style>
-  <w:style w:type="paragraph" w:styleId="Podpise-mailu">
+  <w:style w:type="paragraph" w:styleId="EmailSignature">
     <w:name w:val="E-mail Signature"/>
-    <w:basedOn w:val="Normln"/>
+    <w:basedOn w:val="Normal"/>
     <w:semiHidden/>
     <w:rsid w:val="00234DFA"/>
   </w:style>
-  <w:style w:type="paragraph" w:styleId="Podnadpis">
+  <w:style w:type="paragraph" w:styleId="Subtitle">
     <w:name w:val="Subtitle"/>
-    <w:basedOn w:val="Normln"/>
+    <w:basedOn w:val="Normal"/>
     <w:qFormat/>
     <w:rsid w:val="00234DFA"/>
     <w:pPr>
@@ -8035,45 +7837,45 @@
       <w:szCs w:val="24"/>
     </w:rPr>
   </w:style>
-  <w:style w:type="paragraph" w:styleId="Pokraovnseznamu">
+  <w:style w:type="paragraph" w:styleId="ListContinue">
     <w:name w:val="List Continue"/>
-    <w:basedOn w:val="Normln"/>
+    <w:basedOn w:val="Normal"/>
     <w:rsid w:val="00234DFA"/>
     <w:pPr>
       <w:spacing w:after="120"/>
       <w:ind w:left="283"/>
     </w:pPr>
   </w:style>
-  <w:style w:type="paragraph" w:styleId="Pokraovnseznamu2">
+  <w:style w:type="paragraph" w:styleId="ListContinue2">
     <w:name w:val="List Continue 2"/>
-    <w:basedOn w:val="Normln"/>
+    <w:basedOn w:val="Normal"/>
     <w:rsid w:val="00234DFA"/>
     <w:pPr>
       <w:spacing w:after="120"/>
       <w:ind w:left="566"/>
     </w:pPr>
   </w:style>
-  <w:style w:type="paragraph" w:styleId="Pokraovnseznamu3">
+  <w:style w:type="paragraph" w:styleId="ListContinue3">
     <w:name w:val="List Continue 3"/>
-    <w:basedOn w:val="Normln"/>
+    <w:basedOn w:val="Normal"/>
     <w:rsid w:val="00234DFA"/>
     <w:pPr>
       <w:spacing w:after="120"/>
       <w:ind w:left="849"/>
     </w:pPr>
   </w:style>
-  <w:style w:type="paragraph" w:styleId="Pokraovnseznamu4">
+  <w:style w:type="paragraph" w:styleId="ListContinue4">
     <w:name w:val="List Continue 4"/>
-    <w:basedOn w:val="Normln"/>
+    <w:basedOn w:val="Normal"/>
     <w:rsid w:val="00234DFA"/>
     <w:pPr>
       <w:spacing w:after="120"/>
       <w:ind w:left="1132"/>
     </w:pPr>
   </w:style>
-  <w:style w:type="paragraph" w:styleId="Pokraovnseznamu5">
+  <w:style w:type="paragraph" w:styleId="ListContinue5">
     <w:name w:val="List Continue 5"/>
-    <w:basedOn w:val="Normln"/>
+    <w:basedOn w:val="Normal"/>
     <w:semiHidden/>
     <w:rsid w:val="00234DFA"/>
     <w:pPr>
@@ -8081,9 +7883,9 @@
       <w:ind w:left="1415"/>
     </w:pPr>
   </w:style>
-  <w:style w:type="table" w:styleId="Profesionlntabulka">
+  <w:style w:type="table" w:styleId="TableProfessional">
     <w:name w:val="Table Professional"/>
-    <w:basedOn w:val="Normlntabulka"/>
+    <w:basedOn w:val="TableNormal"/>
     <w:semiHidden/>
     <w:rsid w:val="00234DFA"/>
     <w:tblPr>
@@ -8115,7 +7917,7 @@
       </w:tcPr>
     </w:tblStylePr>
   </w:style>
-  <w:style w:type="character" w:styleId="PromnnHTML">
+  <w:style w:type="character" w:styleId="HTMLVariable">
     <w:name w:val="HTML Variable"/>
     <w:semiHidden/>
     <w:rsid w:val="00234DFA"/>
@@ -8124,16 +7926,16 @@
       <w:iCs/>
     </w:rPr>
   </w:style>
-  <w:style w:type="paragraph" w:styleId="Prosttext">
+  <w:style w:type="paragraph" w:styleId="PlainText">
     <w:name w:val="Plain Text"/>
-    <w:basedOn w:val="Normln"/>
+    <w:basedOn w:val="Normal"/>
     <w:semiHidden/>
     <w:rsid w:val="00234DFA"/>
     <w:rPr>
       <w:rFonts w:ascii="Courier New" w:hAnsi="Courier New" w:cs="Courier New"/>
     </w:rPr>
   </w:style>
-  <w:style w:type="character" w:styleId="PsacstrojHTML">
+  <w:style w:type="character" w:styleId="HTMLTypewriter">
     <w:name w:val="HTML Typewriter"/>
     <w:semiHidden/>
     <w:rsid w:val="00234DFA"/>
@@ -8143,54 +7945,54 @@
       <w:szCs w:val="20"/>
     </w:rPr>
   </w:style>
-  <w:style w:type="paragraph" w:styleId="Seznam">
+  <w:style w:type="paragraph" w:styleId="List">
     <w:name w:val="List"/>
-    <w:basedOn w:val="Normln"/>
+    <w:basedOn w:val="Normal"/>
     <w:semiHidden/>
     <w:rsid w:val="00234DFA"/>
     <w:pPr>
       <w:ind w:left="283" w:hanging="283"/>
     </w:pPr>
   </w:style>
-  <w:style w:type="paragraph" w:styleId="Seznam2">
+  <w:style w:type="paragraph" w:styleId="List2">
     <w:name w:val="List 2"/>
-    <w:basedOn w:val="Normln"/>
+    <w:basedOn w:val="Normal"/>
     <w:semiHidden/>
     <w:rsid w:val="00234DFA"/>
     <w:pPr>
       <w:ind w:left="566" w:hanging="283"/>
     </w:pPr>
   </w:style>
-  <w:style w:type="paragraph" w:styleId="Seznam3">
+  <w:style w:type="paragraph" w:styleId="List3">
     <w:name w:val="List 3"/>
-    <w:basedOn w:val="Normln"/>
+    <w:basedOn w:val="Normal"/>
     <w:semiHidden/>
     <w:rsid w:val="00234DFA"/>
     <w:pPr>
       <w:ind w:left="849" w:hanging="283"/>
     </w:pPr>
   </w:style>
-  <w:style w:type="paragraph" w:styleId="Seznam4">
+  <w:style w:type="paragraph" w:styleId="List4">
     <w:name w:val="List 4"/>
-    <w:basedOn w:val="Normln"/>
+    <w:basedOn w:val="Normal"/>
     <w:semiHidden/>
     <w:rsid w:val="00234DFA"/>
     <w:pPr>
       <w:ind w:left="1132" w:hanging="283"/>
     </w:pPr>
   </w:style>
-  <w:style w:type="paragraph" w:styleId="Seznam5">
+  <w:style w:type="paragraph" w:styleId="List5">
     <w:name w:val="List 5"/>
-    <w:basedOn w:val="Normln"/>
+    <w:basedOn w:val="Normal"/>
     <w:semiHidden/>
     <w:rsid w:val="00234DFA"/>
     <w:pPr>
       <w:ind w:left="1415" w:hanging="283"/>
     </w:pPr>
   </w:style>
-  <w:style w:type="paragraph" w:styleId="Seznamsodrkami">
+  <w:style w:type="paragraph" w:styleId="ListBullet">
     <w:name w:val="List Bullet"/>
-    <w:basedOn w:val="Normln"/>
+    <w:basedOn w:val="Normal"/>
     <w:semiHidden/>
     <w:rsid w:val="00234DFA"/>
     <w:pPr>
@@ -8199,9 +8001,9 @@
       </w:numPr>
     </w:pPr>
   </w:style>
-  <w:style w:type="paragraph" w:styleId="Seznamsodrkami2">
+  <w:style w:type="paragraph" w:styleId="ListBullet2">
     <w:name w:val="List Bullet 2"/>
-    <w:basedOn w:val="Normln"/>
+    <w:basedOn w:val="Normal"/>
     <w:semiHidden/>
     <w:rsid w:val="00234DFA"/>
     <w:pPr>
@@ -8210,9 +8012,9 @@
       </w:numPr>
     </w:pPr>
   </w:style>
-  <w:style w:type="paragraph" w:styleId="Seznamsodrkami3">
+  <w:style w:type="paragraph" w:styleId="ListBullet3">
     <w:name w:val="List Bullet 3"/>
-    <w:basedOn w:val="Normln"/>
+    <w:basedOn w:val="Normal"/>
     <w:semiHidden/>
     <w:rsid w:val="00234DFA"/>
     <w:pPr>
@@ -8221,9 +8023,9 @@
       </w:numPr>
     </w:pPr>
   </w:style>
-  <w:style w:type="paragraph" w:styleId="Seznamsodrkami4">
+  <w:style w:type="paragraph" w:styleId="ListBullet4">
     <w:name w:val="List Bullet 4"/>
-    <w:basedOn w:val="Normln"/>
+    <w:basedOn w:val="Normal"/>
     <w:autoRedefine/>
     <w:rsid w:val="00234DFA"/>
     <w:pPr>
@@ -8235,9 +8037,9 @@
       <w:jc w:val="both"/>
     </w:pPr>
   </w:style>
-  <w:style w:type="paragraph" w:styleId="Seznamsodrkami5">
+  <w:style w:type="paragraph" w:styleId="ListBullet5">
     <w:name w:val="List Bullet 5"/>
-    <w:basedOn w:val="Normln"/>
+    <w:basedOn w:val="Normal"/>
     <w:semiHidden/>
     <w:rsid w:val="00234DFA"/>
     <w:pPr>
@@ -8246,7 +8048,7 @@
       </w:numPr>
     </w:pPr>
   </w:style>
-  <w:style w:type="character" w:styleId="Siln">
+  <w:style w:type="character" w:styleId="Strong">
     <w:name w:val="Strong"/>
     <w:qFormat/>
     <w:rsid w:val="00234DFA"/>
@@ -8255,7 +8057,7 @@
       <w:bCs/>
     </w:rPr>
   </w:style>
-  <w:style w:type="character" w:styleId="Sledovanodkaz">
+  <w:style w:type="character" w:styleId="FollowedHyperlink">
     <w:name w:val="FollowedHyperlink"/>
     <w:semiHidden/>
     <w:rsid w:val="00234DFA"/>
@@ -8264,9 +8066,9 @@
       <w:u w:val="single"/>
     </w:rPr>
   </w:style>
-  <w:style w:type="table" w:styleId="Sloupcetabulky1">
+  <w:style w:type="table" w:styleId="TableColumns1">
     <w:name w:val="Table Columns 1"/>
-    <w:basedOn w:val="Normlntabulka"/>
+    <w:basedOn w:val="TableNormal"/>
     <w:semiHidden/>
     <w:rsid w:val="00234DFA"/>
     <w:rPr>
@@ -8380,9 +8182,9 @@
       </w:tcPr>
     </w:tblStylePr>
   </w:style>
-  <w:style w:type="table" w:styleId="Sloupcetabulky2">
+  <w:style w:type="table" w:styleId="TableColumns2">
     <w:name w:val="Table Columns 2"/>
-    <w:basedOn w:val="Normlntabulka"/>
+    <w:basedOn w:val="TableNormal"/>
     <w:semiHidden/>
     <w:rsid w:val="00234DFA"/>
     <w:rPr>
@@ -8490,9 +8292,9 @@
       </w:tcPr>
     </w:tblStylePr>
   </w:style>
-  <w:style w:type="table" w:styleId="Sloupcetabulky3">
+  <w:style w:type="table" w:styleId="TableColumns3">
     <w:name w:val="Table Columns 3"/>
-    <w:basedOn w:val="Normlntabulka"/>
+    <w:basedOn w:val="TableNormal"/>
     <w:semiHidden/>
     <w:rsid w:val="00234DFA"/>
     <w:rPr>
@@ -8594,9 +8396,9 @@
       </w:tcPr>
     </w:tblStylePr>
   </w:style>
-  <w:style w:type="table" w:styleId="Sloupcetabulky4">
+  <w:style w:type="table" w:styleId="TableColumns4">
     <w:name w:val="Table Columns 4"/>
-    <w:basedOn w:val="Normlntabulka"/>
+    <w:basedOn w:val="TableNormal"/>
     <w:semiHidden/>
     <w:rsid w:val="00234DFA"/>
     <w:tblPr>
@@ -8660,9 +8462,9 @@
       </w:tcPr>
     </w:tblStylePr>
   </w:style>
-  <w:style w:type="table" w:styleId="Sloupcetabulky5">
+  <w:style w:type="table" w:styleId="TableColumns5">
     <w:name w:val="Table Columns 5"/>
-    <w:basedOn w:val="Normlntabulka"/>
+    <w:basedOn w:val="TableNormal"/>
     <w:semiHidden/>
     <w:rsid w:val="00234DFA"/>
     <w:tblPr>
@@ -8746,9 +8548,9 @@
       </w:rPr>
     </w:tblStylePr>
   </w:style>
-  <w:style w:type="table" w:styleId="Tabulkajakoseznam1">
+  <w:style w:type="table" w:styleId="TableList1">
     <w:name w:val="Table List 1"/>
-    <w:basedOn w:val="Normlntabulka"/>
+    <w:basedOn w:val="TableNormal"/>
     <w:semiHidden/>
     <w:rsid w:val="00234DFA"/>
     <w:tblPr>
@@ -8827,9 +8629,9 @@
       </w:tcPr>
     </w:tblStylePr>
   </w:style>
-  <w:style w:type="table" w:styleId="Tabulkajakoseznam2">
+  <w:style w:type="table" w:styleId="TableList2">
     <w:name w:val="Table List 2"/>
-    <w:basedOn w:val="Normlntabulka"/>
+    <w:basedOn w:val="TableNormal"/>
     <w:semiHidden/>
     <w:rsid w:val="00234DFA"/>
     <w:tblPr>
@@ -8903,9 +8705,9 @@
       </w:tcPr>
     </w:tblStylePr>
   </w:style>
-  <w:style w:type="table" w:styleId="Tabulkajakoseznam3">
+  <w:style w:type="table" w:styleId="TableList3">
     <w:name w:val="Table List 3"/>
-    <w:basedOn w:val="Normlntabulka"/>
+    <w:basedOn w:val="TableNormal"/>
     <w:semiHidden/>
     <w:rsid w:val="00234DFA"/>
     <w:tblPr>
@@ -8958,9 +8760,9 @@
       </w:tcPr>
     </w:tblStylePr>
   </w:style>
-  <w:style w:type="table" w:styleId="Tabulkajakoseznam4">
+  <w:style w:type="table" w:styleId="TableList4">
     <w:name w:val="Table List 4"/>
-    <w:basedOn w:val="Normlntabulka"/>
+    <w:basedOn w:val="TableNormal"/>
     <w:semiHidden/>
     <w:rsid w:val="00234DFA"/>
     <w:tblPr>
@@ -8992,9 +8794,9 @@
       </w:tcPr>
     </w:tblStylePr>
   </w:style>
-  <w:style w:type="table" w:styleId="Tabulkajakoseznam5">
+  <w:style w:type="table" w:styleId="TableList5">
     <w:name w:val="Table List 5"/>
-    <w:basedOn w:val="Normlntabulka"/>
+    <w:basedOn w:val="TableNormal"/>
     <w:semiHidden/>
     <w:rsid w:val="00234DFA"/>
     <w:tblPr>
@@ -9037,9 +8839,9 @@
       </w:tcPr>
     </w:tblStylePr>
   </w:style>
-  <w:style w:type="table" w:styleId="Tabulkajakoseznam6">
+  <w:style w:type="table" w:styleId="TableList6">
     <w:name w:val="Table List 6"/>
-    <w:basedOn w:val="Normlntabulka"/>
+    <w:basedOn w:val="TableNormal"/>
     <w:semiHidden/>
     <w:rsid w:val="00234DFA"/>
     <w:tblPr>
@@ -9093,9 +8895,9 @@
       </w:tcPr>
     </w:tblStylePr>
   </w:style>
-  <w:style w:type="table" w:styleId="Tabulkajakoseznam7">
+  <w:style w:type="table" w:styleId="TableList7">
     <w:name w:val="Table List 7"/>
-    <w:basedOn w:val="Normlntabulka"/>
+    <w:basedOn w:val="TableNormal"/>
     <w:semiHidden/>
     <w:rsid w:val="00234DFA"/>
     <w:tblPr>
@@ -9187,9 +8989,9 @@
       </w:tcPr>
     </w:tblStylePr>
   </w:style>
-  <w:style w:type="table" w:styleId="Tabulkajakoseznam8">
+  <w:style w:type="table" w:styleId="TableList8">
     <w:name w:val="Table List 8"/>
-    <w:basedOn w:val="Normlntabulka"/>
+    <w:basedOn w:val="TableNormal"/>
     <w:semiHidden/>
     <w:rsid w:val="00234DFA"/>
     <w:tblPr>
@@ -9283,9 +9085,9 @@
       </w:tcPr>
     </w:tblStylePr>
   </w:style>
-  <w:style w:type="table" w:styleId="Tabulkasprostorovmiefekty1">
+  <w:style w:type="table" w:styleId="Table3Deffects1">
     <w:name w:val="Table 3D effects 1"/>
-    <w:basedOn w:val="Normlntabulka"/>
+    <w:basedOn w:val="TableNormal"/>
     <w:semiHidden/>
     <w:rsid w:val="00234DFA"/>
     <w:tblPr/>
@@ -9389,9 +9191,9 @@
       </w:tcPr>
     </w:tblStylePr>
   </w:style>
-  <w:style w:type="table" w:styleId="Tabulkasprostorovmiefekty2">
+  <w:style w:type="table" w:styleId="Table3Deffects2">
     <w:name w:val="Table 3D effects 2"/>
-    <w:basedOn w:val="Normlntabulka"/>
+    <w:basedOn w:val="TableNormal"/>
     <w:semiHidden/>
     <w:rsid w:val="00234DFA"/>
     <w:tblPr>
@@ -9460,9 +9262,9 @@
       </w:tcPr>
     </w:tblStylePr>
   </w:style>
-  <w:style w:type="table" w:styleId="Tabulkasprostorovmiefekty3">
+  <w:style w:type="table" w:styleId="Table3Deffects3">
     <w:name w:val="Table 3D effects 3"/>
-    <w:basedOn w:val="Normlntabulka"/>
+    <w:basedOn w:val="TableNormal"/>
     <w:semiHidden/>
     <w:rsid w:val="00234DFA"/>
     <w:tblPr>
@@ -9547,9 +9349,9 @@
       </w:tcPr>
     </w:tblStylePr>
   </w:style>
-  <w:style w:type="table" w:styleId="Tabulkastlumenmibarvami1">
+  <w:style w:type="table" w:styleId="TableSubtle1">
     <w:name w:val="Table Subtle 1"/>
-    <w:basedOn w:val="Normlntabulka"/>
+    <w:basedOn w:val="TableNormal"/>
     <w:semiHidden/>
     <w:rsid w:val="00234DFA"/>
     <w:tblPr>
@@ -9635,9 +9437,9 @@
       </w:tcPr>
     </w:tblStylePr>
   </w:style>
-  <w:style w:type="table" w:styleId="Tabulkastlumenmibarvami2">
+  <w:style w:type="table" w:styleId="TableSubtle2">
     <w:name w:val="Table Subtle 2"/>
-    <w:basedOn w:val="Normlntabulka"/>
+    <w:basedOn w:val="TableNormal"/>
     <w:semiHidden/>
     <w:rsid w:val="00234DFA"/>
     <w:tblPr>
@@ -9715,9 +9517,9 @@
       </w:tcPr>
     </w:tblStylePr>
   </w:style>
-  <w:style w:type="paragraph" w:styleId="Textvbloku">
+  <w:style w:type="paragraph" w:styleId="BlockText">
     <w:name w:val="Block Text"/>
-    <w:basedOn w:val="Normln"/>
+    <w:basedOn w:val="Normal"/>
     <w:semiHidden/>
     <w:rsid w:val="00234DFA"/>
     <w:pPr>
@@ -9725,7 +9527,7 @@
       <w:ind w:left="1440" w:right="1440"/>
     </w:pPr>
   </w:style>
-  <w:style w:type="character" w:styleId="UkzkaHTML">
+  <w:style w:type="character" w:styleId="HTMLSample">
     <w:name w:val="HTML Sample"/>
     <w:semiHidden/>
     <w:rsid w:val="00234DFA"/>
@@ -9733,9 +9535,9 @@
       <w:rFonts w:ascii="Courier New" w:hAnsi="Courier New" w:cs="Courier New"/>
     </w:rPr>
   </w:style>
-  <w:style w:type="table" w:styleId="Webovtabulka1">
+  <w:style w:type="table" w:styleId="TableWeb1">
     <w:name w:val="Table Web 1"/>
-    <w:basedOn w:val="Normlntabulka"/>
+    <w:basedOn w:val="TableNormal"/>
     <w:semiHidden/>
     <w:rsid w:val="00234DFA"/>
     <w:tblPr>
@@ -9768,9 +9570,9 @@
       </w:tcPr>
     </w:tblStylePr>
   </w:style>
-  <w:style w:type="table" w:styleId="Webovtabulka2">
+  <w:style w:type="table" w:styleId="TableWeb2">
     <w:name w:val="Table Web 2"/>
-    <w:basedOn w:val="Normlntabulka"/>
+    <w:basedOn w:val="TableNormal"/>
     <w:semiHidden/>
     <w:rsid w:val="00234DFA"/>
     <w:tblPr>
@@ -9803,9 +9605,9 @@
       </w:tcPr>
     </w:tblStylePr>
   </w:style>
-  <w:style w:type="table" w:styleId="Webovtabulka3">
+  <w:style w:type="table" w:styleId="TableWeb3">
     <w:name w:val="Table Web 3"/>
-    <w:basedOn w:val="Normlntabulka"/>
+    <w:basedOn w:val="TableNormal"/>
     <w:semiHidden/>
     <w:rsid w:val="00234DFA"/>
     <w:tblPr>
@@ -9838,9 +9640,9 @@
       </w:tcPr>
     </w:tblStylePr>
   </w:style>
-  <w:style w:type="paragraph" w:styleId="Zhlavzprvy">
+  <w:style w:type="paragraph" w:styleId="MessageHeader">
     <w:name w:val="Message Header"/>
-    <w:basedOn w:val="Normln"/>
+    <w:basedOn w:val="Normal"/>
     <w:semiHidden/>
     <w:rsid w:val="00234DFA"/>
     <w:pPr>
@@ -9859,18 +9661,18 @@
       <w:szCs w:val="24"/>
     </w:rPr>
   </w:style>
-  <w:style w:type="paragraph" w:styleId="Zkladntext-prvnodsazen">
+  <w:style w:type="paragraph" w:styleId="BodyTextFirstIndent">
     <w:name w:val="Body Text First Indent"/>
-    <w:basedOn w:val="Zkladntext"/>
+    <w:basedOn w:val="BodyText"/>
     <w:semiHidden/>
     <w:rsid w:val="00234DFA"/>
     <w:pPr>
       <w:ind w:firstLine="210"/>
     </w:pPr>
   </w:style>
-  <w:style w:type="paragraph" w:styleId="Zkladntextodsazen">
+  <w:style w:type="paragraph" w:styleId="BodyTextIndent">
     <w:name w:val="Body Text Indent"/>
-    <w:basedOn w:val="Normln"/>
+    <w:basedOn w:val="Normal"/>
     <w:semiHidden/>
     <w:rsid w:val="00234DFA"/>
     <w:pPr>
@@ -9878,27 +9680,27 @@
       <w:ind w:left="283"/>
     </w:pPr>
   </w:style>
-  <w:style w:type="paragraph" w:styleId="Zkladntext-prvnodsazen2">
+  <w:style w:type="paragraph" w:styleId="BodyTextFirstIndent2">
     <w:name w:val="Body Text First Indent 2"/>
-    <w:basedOn w:val="Zkladntextodsazen"/>
+    <w:basedOn w:val="BodyTextIndent"/>
     <w:semiHidden/>
     <w:rsid w:val="00234DFA"/>
     <w:pPr>
       <w:ind w:firstLine="210"/>
     </w:pPr>
   </w:style>
-  <w:style w:type="paragraph" w:styleId="Zkladntext2">
+  <w:style w:type="paragraph" w:styleId="BodyText2">
     <w:name w:val="Body Text 2"/>
-    <w:basedOn w:val="Normln"/>
+    <w:basedOn w:val="Normal"/>
     <w:semiHidden/>
     <w:rsid w:val="00234DFA"/>
     <w:pPr>
       <w:spacing w:after="120" w:line="480" w:lineRule="auto"/>
     </w:pPr>
   </w:style>
-  <w:style w:type="paragraph" w:styleId="Zkladntext3">
+  <w:style w:type="paragraph" w:styleId="BodyText3">
     <w:name w:val="Body Text 3"/>
-    <w:basedOn w:val="Normln"/>
+    <w:basedOn w:val="Normal"/>
     <w:semiHidden/>
     <w:rsid w:val="00234DFA"/>
     <w:pPr>
@@ -9909,9 +9711,9 @@
       <w:szCs w:val="16"/>
     </w:rPr>
   </w:style>
-  <w:style w:type="paragraph" w:styleId="Zkladntextodsazen2">
+  <w:style w:type="paragraph" w:styleId="BodyTextIndent2">
     <w:name w:val="Body Text Indent 2"/>
-    <w:basedOn w:val="Normln"/>
+    <w:basedOn w:val="Normal"/>
     <w:semiHidden/>
     <w:rsid w:val="00234DFA"/>
     <w:pPr>
@@ -9919,9 +9721,9 @@
       <w:ind w:left="283"/>
     </w:pPr>
   </w:style>
-  <w:style w:type="paragraph" w:styleId="Zkladntextodsazen3">
+  <w:style w:type="paragraph" w:styleId="BodyTextIndent3">
     <w:name w:val="Body Text Indent 3"/>
-    <w:basedOn w:val="Normln"/>
+    <w:basedOn w:val="Normal"/>
     <w:semiHidden/>
     <w:rsid w:val="00234DFA"/>
     <w:pPr>
@@ -9933,16 +9735,16 @@
       <w:szCs w:val="16"/>
     </w:rPr>
   </w:style>
-  <w:style w:type="paragraph" w:styleId="Zvr">
+  <w:style w:type="paragraph" w:styleId="Closing">
     <w:name w:val="Closing"/>
-    <w:basedOn w:val="Normln"/>
+    <w:basedOn w:val="Normal"/>
     <w:semiHidden/>
     <w:rsid w:val="00234DFA"/>
     <w:pPr>
       <w:ind w:left="4252"/>
     </w:pPr>
   </w:style>
-  <w:style w:type="character" w:styleId="Zdraznn">
+  <w:style w:type="character" w:styleId="Emphasis">
     <w:name w:val="Emphasis"/>
     <w:qFormat/>
     <w:rsid w:val="00234DFA"/>
@@ -9968,10 +9770,10 @@
       <w:b/>
     </w:rPr>
   </w:style>
-  <w:style w:type="character" w:customStyle="1" w:styleId="Nadpis2Char">
-    <w:name w:val="Nadpis 2 Char"/>
+  <w:style w:type="character" w:customStyle="1" w:styleId="Heading2Char">
+    <w:name w:val="Heading 2 Char"/>
     <w:basedOn w:val="NadpislnkuChar"/>
-    <w:link w:val="Nadpis2"/>
+    <w:link w:val="Heading2"/>
     <w:rsid w:val="00234DFA"/>
     <w:rPr>
       <w:rFonts w:ascii="Arial" w:hAnsi="Arial"/>
@@ -10002,7 +9804,7 @@
       <w:ind w:left="567" w:hanging="567"/>
     </w:pPr>
   </w:style>
-  <w:style w:type="character" w:styleId="Odkaznakoment">
+  <w:style w:type="character" w:styleId="CommentReference">
     <w:name w:val="annotation reference"/>
     <w:rsid w:val="00234DFA"/>
     <w:rPr>
@@ -10010,34 +9812,34 @@
       <w:szCs w:val="16"/>
     </w:rPr>
   </w:style>
-  <w:style w:type="paragraph" w:styleId="Textkomente">
+  <w:style w:type="paragraph" w:styleId="CommentText">
     <w:name w:val="annotation text"/>
-    <w:basedOn w:val="Normln"/>
-    <w:link w:val="TextkomenteChar"/>
-    <w:rsid w:val="00234DFA"/>
-  </w:style>
-  <w:style w:type="character" w:customStyle="1" w:styleId="TextkomenteChar">
-    <w:name w:val="Text komentáře Char"/>
-    <w:link w:val="Textkomente"/>
+    <w:basedOn w:val="Normal"/>
+    <w:link w:val="CommentTextChar"/>
+    <w:rsid w:val="00234DFA"/>
+  </w:style>
+  <w:style w:type="character" w:customStyle="1" w:styleId="CommentTextChar">
+    <w:name w:val="Comment Text Char"/>
+    <w:link w:val="CommentText"/>
     <w:rsid w:val="00234DFA"/>
     <w:rPr>
       <w:rFonts w:ascii="Arial" w:hAnsi="Arial"/>
     </w:rPr>
   </w:style>
-  <w:style w:type="paragraph" w:styleId="Pedmtkomente">
+  <w:style w:type="paragraph" w:styleId="CommentSubject">
     <w:name w:val="annotation subject"/>
-    <w:basedOn w:val="Textkomente"/>
-    <w:next w:val="Textkomente"/>
-    <w:link w:val="PedmtkomenteChar"/>
+    <w:basedOn w:val="CommentText"/>
+    <w:next w:val="CommentText"/>
+    <w:link w:val="CommentSubjectChar"/>
     <w:rsid w:val="00234DFA"/>
     <w:rPr>
       <w:b/>
       <w:bCs/>
     </w:rPr>
   </w:style>
-  <w:style w:type="character" w:customStyle="1" w:styleId="PedmtkomenteChar">
-    <w:name w:val="Předmět komentáře Char"/>
-    <w:link w:val="Pedmtkomente"/>
+  <w:style w:type="character" w:customStyle="1" w:styleId="CommentSubjectChar">
+    <w:name w:val="Comment Subject Char"/>
+    <w:link w:val="CommentSubject"/>
     <w:rsid w:val="00234DFA"/>
     <w:rPr>
       <w:rFonts w:ascii="Arial" w:hAnsi="Arial"/>
@@ -10045,10 +9847,10 @@
       <w:bCs/>
     </w:rPr>
   </w:style>
-  <w:style w:type="paragraph" w:styleId="Textbubliny">
+  <w:style w:type="paragraph" w:styleId="BalloonText">
     <w:name w:val="Balloon Text"/>
-    <w:basedOn w:val="Normln"/>
-    <w:link w:val="TextbublinyChar"/>
+    <w:basedOn w:val="Normal"/>
+    <w:link w:val="BalloonTextChar"/>
     <w:rsid w:val="00234DFA"/>
     <w:rPr>
       <w:rFonts w:ascii="Tahoma" w:hAnsi="Tahoma" w:cs="Tahoma"/>
@@ -10056,9 +9858,9 @@
       <w:szCs w:val="16"/>
     </w:rPr>
   </w:style>
-  <w:style w:type="character" w:customStyle="1" w:styleId="TextbublinyChar">
-    <w:name w:val="Text bubliny Char"/>
-    <w:link w:val="Textbubliny"/>
+  <w:style w:type="character" w:customStyle="1" w:styleId="BalloonTextChar">
+    <w:name w:val="Balloon Text Char"/>
+    <w:link w:val="BalloonText"/>
     <w:rsid w:val="00234DFA"/>
     <w:rPr>
       <w:rFonts w:ascii="Tahoma" w:hAnsi="Tahoma" w:cs="Tahoma"/>
@@ -10087,9 +9889,9 @@
       <w:sz w:val="28"/>
     </w:rPr>
   </w:style>
-  <w:style w:type="character" w:customStyle="1" w:styleId="Nadpis1Char">
-    <w:name w:val="Nadpis 1 Char"/>
-    <w:link w:val="Nadpis1"/>
+  <w:style w:type="character" w:customStyle="1" w:styleId="Heading1Char">
+    <w:name w:val="Heading 1 Char"/>
+    <w:link w:val="Heading1"/>
     <w:uiPriority w:val="99"/>
     <w:rsid w:val="00662003"/>
     <w:rPr>
@@ -10100,66 +9902,66 @@
       <w:lang w:val="en-US"/>
     </w:rPr>
   </w:style>
-  <w:style w:type="character" w:customStyle="1" w:styleId="Nadpis3Char">
-    <w:name w:val="Nadpis 3 Char"/>
-    <w:link w:val="Nadpis3"/>
+  <w:style w:type="character" w:customStyle="1" w:styleId="Heading3Char">
+    <w:name w:val="Heading 3 Char"/>
+    <w:link w:val="Heading3"/>
     <w:rsid w:val="00234DFA"/>
     <w:rPr>
       <w:rFonts w:ascii="Arial" w:hAnsi="Arial"/>
       <w:b/>
     </w:rPr>
   </w:style>
-  <w:style w:type="character" w:customStyle="1" w:styleId="Nadpis4Char">
-    <w:name w:val="Nadpis 4 Char"/>
-    <w:link w:val="Nadpis4"/>
+  <w:style w:type="character" w:customStyle="1" w:styleId="Heading4Char">
+    <w:name w:val="Heading 4 Char"/>
+    <w:link w:val="Heading4"/>
     <w:rsid w:val="00234DFA"/>
     <w:rPr>
       <w:rFonts w:ascii="Arial" w:hAnsi="Arial"/>
       <w:b/>
     </w:rPr>
   </w:style>
-  <w:style w:type="character" w:customStyle="1" w:styleId="Nadpis5Char">
-    <w:name w:val="Nadpis 5 Char"/>
-    <w:link w:val="Nadpis5"/>
+  <w:style w:type="character" w:customStyle="1" w:styleId="Heading5Char">
+    <w:name w:val="Heading 5 Char"/>
+    <w:link w:val="Heading5"/>
     <w:rsid w:val="00234DFA"/>
     <w:rPr>
       <w:rFonts w:ascii="Arial" w:hAnsi="Arial"/>
       <w:b/>
     </w:rPr>
   </w:style>
-  <w:style w:type="character" w:customStyle="1" w:styleId="Nadpis6Char">
-    <w:name w:val="Nadpis 6 Char"/>
-    <w:link w:val="Nadpis6"/>
+  <w:style w:type="character" w:customStyle="1" w:styleId="Heading6Char">
+    <w:name w:val="Heading 6 Char"/>
+    <w:link w:val="Heading6"/>
     <w:rsid w:val="00234DFA"/>
     <w:rPr>
       <w:rFonts w:ascii="Arial" w:hAnsi="Arial"/>
       <w:b/>
     </w:rPr>
   </w:style>
-  <w:style w:type="character" w:customStyle="1" w:styleId="Nadpis7Char">
-    <w:name w:val="Nadpis 7 Char"/>
+  <w:style w:type="character" w:customStyle="1" w:styleId="Heading7Char">
+    <w:name w:val="Heading 7 Char"/>
     <w:aliases w:val="not to be used 7 Char"/>
-    <w:link w:val="Nadpis7"/>
+    <w:link w:val="Heading7"/>
     <w:rsid w:val="00234DFA"/>
     <w:rPr>
       <w:rFonts w:ascii="Arial" w:hAnsi="Arial"/>
       <w:b/>
     </w:rPr>
   </w:style>
-  <w:style w:type="character" w:customStyle="1" w:styleId="Nadpis8Char">
-    <w:name w:val="Nadpis 8 Char"/>
+  <w:style w:type="character" w:customStyle="1" w:styleId="Heading8Char">
+    <w:name w:val="Heading 8 Char"/>
     <w:aliases w:val="not to be used 8 Char"/>
-    <w:link w:val="Nadpis8"/>
+    <w:link w:val="Heading8"/>
     <w:rsid w:val="00234DFA"/>
     <w:rPr>
       <w:rFonts w:ascii="Arial" w:hAnsi="Arial"/>
       <w:b/>
     </w:rPr>
   </w:style>
-  <w:style w:type="character" w:customStyle="1" w:styleId="Nadpis9Char">
-    <w:name w:val="Nadpis 9 Char"/>
+  <w:style w:type="character" w:customStyle="1" w:styleId="Heading9Char">
+    <w:name w:val="Heading 9 Char"/>
     <w:aliases w:val="not to be used 9 Char"/>
-    <w:link w:val="Nadpis9"/>
+    <w:link w:val="Heading9"/>
     <w:rsid w:val="00234DFA"/>
     <w:rPr>
       <w:rFonts w:ascii="Arial" w:hAnsi="Arial"/>
@@ -10176,36 +9978,36 @@
       <w:sz w:val="18"/>
     </w:rPr>
   </w:style>
-  <w:style w:type="character" w:customStyle="1" w:styleId="ZhlavChar">
-    <w:name w:val="Záhlaví Char"/>
-    <w:link w:val="Zhlav"/>
+  <w:style w:type="character" w:customStyle="1" w:styleId="HeaderChar">
+    <w:name w:val="Header Char"/>
+    <w:link w:val="Header"/>
     <w:rsid w:val="00234DFA"/>
     <w:rPr>
       <w:rFonts w:ascii="Arial" w:hAnsi="Arial"/>
       <w:sz w:val="18"/>
     </w:rPr>
   </w:style>
-  <w:style w:type="character" w:customStyle="1" w:styleId="ZpatChar">
-    <w:name w:val="Zápatí Char"/>
-    <w:link w:val="Zpat"/>
+  <w:style w:type="character" w:customStyle="1" w:styleId="FooterChar">
+    <w:name w:val="Footer Char"/>
+    <w:link w:val="Footer"/>
     <w:rsid w:val="00234DFA"/>
     <w:rPr>
       <w:rFonts w:ascii="Arial" w:hAnsi="Arial"/>
       <w:sz w:val="18"/>
     </w:rPr>
   </w:style>
-  <w:style w:type="character" w:customStyle="1" w:styleId="ZkladntextChar">
-    <w:name w:val="Základní text Char"/>
-    <w:link w:val="Zkladntext"/>
+  <w:style w:type="character" w:customStyle="1" w:styleId="BodyTextChar">
+    <w:name w:val="Body Text Char"/>
+    <w:link w:val="BodyText"/>
     <w:rsid w:val="00234DFA"/>
     <w:rPr>
       <w:rFonts w:ascii="Arial" w:hAnsi="Arial"/>
     </w:rPr>
   </w:style>
-  <w:style w:type="character" w:customStyle="1" w:styleId="TextpoznpodarouChar">
-    <w:name w:val="Text pozn. pod čarou Char"/>
+  <w:style w:type="character" w:customStyle="1" w:styleId="FootnoteTextChar">
+    <w:name w:val="Footnote Text Char"/>
     <w:aliases w:val="EPP16_Fußnotentext Char"/>
-    <w:link w:val="Textpoznpodarou"/>
+    <w:link w:val="FootnoteText"/>
     <w:rsid w:val="00234DFA"/>
     <w:rPr>
       <w:rFonts w:ascii="Arial" w:hAnsi="Arial"/>
@@ -10239,8 +10041,8 @@
   </w:style>
   <w:style w:type="paragraph" w:customStyle="1" w:styleId="zzLc5">
     <w:name w:val="zzLc5"/>
-    <w:basedOn w:val="Normln"/>
-    <w:next w:val="Normln"/>
+    <w:basedOn w:val="Normal"/>
+    <w:next w:val="Normal"/>
     <w:rsid w:val="00234DFA"/>
     <w:pPr>
       <w:tabs>
@@ -10250,8 +10052,8 @@
   </w:style>
   <w:style w:type="paragraph" w:customStyle="1" w:styleId="zzLc6">
     <w:name w:val="zzLc6"/>
-    <w:basedOn w:val="Normln"/>
-    <w:next w:val="Normln"/>
+    <w:basedOn w:val="Normal"/>
+    <w:next w:val="Normal"/>
     <w:rsid w:val="00234DFA"/>
     <w:pPr>
       <w:tabs>
@@ -10261,8 +10063,8 @@
   </w:style>
   <w:style w:type="paragraph" w:customStyle="1" w:styleId="Figuretitle">
     <w:name w:val="Figure title"/>
-    <w:basedOn w:val="Normln"/>
-    <w:next w:val="Normln"/>
+    <w:basedOn w:val="Normal"/>
+    <w:next w:val="Normal"/>
     <w:rsid w:val="00234DFA"/>
     <w:pPr>
       <w:suppressAutoHyphens/>
@@ -10275,7 +10077,7 @@
   </w:style>
   <w:style w:type="paragraph" w:customStyle="1" w:styleId="Nadpis">
     <w:name w:val="Nadpis"/>
-    <w:basedOn w:val="Normln"/>
+    <w:basedOn w:val="Normal"/>
     <w:rsid w:val="00234DFA"/>
     <w:rPr>
       <w:b/>
@@ -10285,8 +10087,8 @@
   </w:style>
   <w:style w:type="paragraph" w:customStyle="1" w:styleId="a2">
     <w:name w:val="a2"/>
-    <w:basedOn w:val="Nadpis2"/>
-    <w:next w:val="Normln"/>
+    <w:basedOn w:val="Heading2"/>
+    <w:next w:val="Normal"/>
     <w:rsid w:val="00234DFA"/>
     <w:pPr>
       <w:keepLines w:val="0"/>
@@ -10305,8 +10107,8 @@
   </w:style>
   <w:style w:type="paragraph" w:customStyle="1" w:styleId="a3">
     <w:name w:val="a3"/>
-    <w:basedOn w:val="Nadpis3"/>
-    <w:next w:val="Normln"/>
+    <w:basedOn w:val="Heading3"/>
+    <w:next w:val="Normal"/>
     <w:rsid w:val="00234DFA"/>
     <w:pPr>
       <w:keepLines w:val="0"/>
@@ -10325,8 +10127,8 @@
   </w:style>
   <w:style w:type="paragraph" w:customStyle="1" w:styleId="a4">
     <w:name w:val="a4"/>
-    <w:basedOn w:val="Nadpis4"/>
-    <w:next w:val="Normln"/>
+    <w:basedOn w:val="Heading4"/>
+    <w:next w:val="Normal"/>
     <w:rsid w:val="00234DFA"/>
     <w:pPr>
       <w:keepLines w:val="0"/>
@@ -10343,8 +10145,8 @@
   </w:style>
   <w:style w:type="paragraph" w:customStyle="1" w:styleId="a5">
     <w:name w:val="a5"/>
-    <w:basedOn w:val="Nadpis5"/>
-    <w:next w:val="Normln"/>
+    <w:basedOn w:val="Heading5"/>
+    <w:next w:val="Normal"/>
     <w:rsid w:val="00234DFA"/>
     <w:pPr>
       <w:keepLines w:val="0"/>
@@ -10362,8 +10164,8 @@
   </w:style>
   <w:style w:type="paragraph" w:customStyle="1" w:styleId="a6">
     <w:name w:val="a6"/>
-    <w:basedOn w:val="Nadpis6"/>
-    <w:next w:val="Normln"/>
+    <w:basedOn w:val="Heading6"/>
+    <w:next w:val="Normal"/>
     <w:rsid w:val="00234DFA"/>
     <w:pPr>
       <w:keepLines w:val="0"/>
@@ -10381,8 +10183,8 @@
   </w:style>
   <w:style w:type="paragraph" w:customStyle="1" w:styleId="ANNEX">
     <w:name w:val="ANNEX"/>
-    <w:basedOn w:val="Normln"/>
-    <w:next w:val="Normln"/>
+    <w:basedOn w:val="Normal"/>
+    <w:next w:val="Normal"/>
     <w:rsid w:val="00234DFA"/>
     <w:pPr>
       <w:keepNext/>
@@ -10398,14 +10200,14 @@
   </w:style>
   <w:style w:type="paragraph" w:customStyle="1" w:styleId="Definition">
     <w:name w:val="Definition"/>
-    <w:basedOn w:val="Normln"/>
-    <w:next w:val="Normln"/>
+    <w:basedOn w:val="Normal"/>
+    <w:next w:val="Normal"/>
     <w:rsid w:val="00234DFA"/>
   </w:style>
   <w:style w:type="paragraph" w:customStyle="1" w:styleId="Note">
     <w:name w:val="Note"/>
-    <w:basedOn w:val="Normln"/>
-    <w:next w:val="Normln"/>
+    <w:basedOn w:val="Normal"/>
+    <w:next w:val="Normal"/>
     <w:rsid w:val="00234DFA"/>
     <w:pPr>
       <w:tabs>
@@ -10419,7 +10221,7 @@
   </w:style>
   <w:style w:type="paragraph" w:customStyle="1" w:styleId="Terms">
     <w:name w:val="Term(s)"/>
-    <w:basedOn w:val="Normln"/>
+    <w:basedOn w:val="Normal"/>
     <w:next w:val="Definition"/>
     <w:rsid w:val="00234DFA"/>
     <w:pPr>
@@ -10432,7 +10234,7 @@
   </w:style>
   <w:style w:type="paragraph" w:customStyle="1" w:styleId="TermNum">
     <w:name w:val="TermNum"/>
-    <w:basedOn w:val="Normln"/>
+    <w:basedOn w:val="Normal"/>
     <w:next w:val="Terms"/>
     <w:rsid w:val="00234DFA"/>
     <w:pPr>
@@ -10444,8 +10246,8 @@
   </w:style>
   <w:style w:type="paragraph" w:customStyle="1" w:styleId="Tabletitle">
     <w:name w:val="Table title"/>
-    <w:basedOn w:val="Normln"/>
-    <w:next w:val="Normln"/>
+    <w:basedOn w:val="Normal"/>
+    <w:next w:val="Normal"/>
     <w:rsid w:val="00234DFA"/>
     <w:pPr>
       <w:keepNext/>
@@ -10461,7 +10263,7 @@
   </w:style>
   <w:style w:type="paragraph" w:customStyle="1" w:styleId="Tabletext10">
     <w:name w:val="Table text (10)"/>
-    <w:basedOn w:val="Normln"/>
+    <w:basedOn w:val="Normal"/>
     <w:rsid w:val="00234DFA"/>
     <w:pPr>
       <w:spacing w:before="60" w:after="60" w:line="230" w:lineRule="atLeast"/>
@@ -10484,7 +10286,7 @@
   </w:style>
   <w:style w:type="paragraph" w:customStyle="1" w:styleId="Tabelle">
     <w:name w:val="Tabelle"/>
-    <w:basedOn w:val="Zkladntext"/>
+    <w:basedOn w:val="BodyText"/>
     <w:rsid w:val="00234DFA"/>
     <w:pPr>
       <w:tabs>
@@ -10499,7 +10301,7 @@
   </w:style>
   <w:style w:type="paragraph" w:customStyle="1" w:styleId="Tabletext8">
     <w:name w:val="Table text (8)"/>
-    <w:basedOn w:val="Normln"/>
+    <w:basedOn w:val="Normal"/>
     <w:rsid w:val="00234DFA"/>
     <w:pPr>
       <w:spacing w:before="60" w:after="60" w:line="190" w:lineRule="atLeast"/>
@@ -10513,8 +10315,8 @@
   </w:style>
   <w:style w:type="paragraph" w:customStyle="1" w:styleId="zzLn5">
     <w:name w:val="zzLn5"/>
-    <w:basedOn w:val="Normln"/>
-    <w:next w:val="Normln"/>
+    <w:basedOn w:val="Normal"/>
+    <w:next w:val="Normal"/>
     <w:rsid w:val="00234DFA"/>
     <w:pPr>
       <w:tabs>
@@ -10529,8 +10331,8 @@
   </w:style>
   <w:style w:type="paragraph" w:customStyle="1" w:styleId="zzLn6">
     <w:name w:val="zzLn6"/>
-    <w:basedOn w:val="Normln"/>
-    <w:next w:val="Normln"/>
+    <w:basedOn w:val="Normal"/>
+    <w:next w:val="Normal"/>
     <w:rsid w:val="00234DFA"/>
     <w:pPr>
       <w:tabs>
@@ -10545,8 +10347,8 @@
   </w:style>
   <w:style w:type="paragraph" w:customStyle="1" w:styleId="Example">
     <w:name w:val="Example"/>
-    <w:basedOn w:val="Normln"/>
-    <w:next w:val="Normln"/>
+    <w:basedOn w:val="Normal"/>
+    <w:next w:val="Normal"/>
     <w:rsid w:val="00234DFA"/>
     <w:pPr>
       <w:tabs>
@@ -10563,8 +10365,8 @@
   </w:style>
   <w:style w:type="paragraph" w:customStyle="1" w:styleId="H6">
     <w:name w:val="H6"/>
-    <w:basedOn w:val="Nadpis5"/>
-    <w:next w:val="Normln"/>
+    <w:basedOn w:val="Heading5"/>
+    <w:next w:val="Normal"/>
     <w:rsid w:val="00234DFA"/>
     <w:pPr>
       <w:suppressAutoHyphens w:val="0"/>
@@ -10600,7 +10402,7 @@
   </w:style>
   <w:style w:type="paragraph" w:customStyle="1" w:styleId="TAL">
     <w:name w:val="TAL"/>
-    <w:basedOn w:val="Normln"/>
+    <w:basedOn w:val="Normal"/>
     <w:rsid w:val="00234DFA"/>
     <w:pPr>
       <w:keepNext/>
@@ -10618,7 +10420,7 @@
   </w:style>
   <w:style w:type="paragraph" w:customStyle="1" w:styleId="Normal1">
     <w:name w:val="Normal1"/>
-    <w:basedOn w:val="Normln"/>
+    <w:basedOn w:val="Normal"/>
     <w:rsid w:val="00234DFA"/>
     <w:pPr>
       <w:overflowPunct w:val="0"/>
@@ -10635,8 +10437,8 @@
   </w:style>
   <w:style w:type="paragraph" w:customStyle="1" w:styleId="TH">
     <w:name w:val="TH"/>
-    <w:basedOn w:val="Normln"/>
-    <w:next w:val="Normln"/>
+    <w:basedOn w:val="Normal"/>
+    <w:next w:val="Normal"/>
     <w:rsid w:val="00234DFA"/>
     <w:pPr>
       <w:keepNext/>
@@ -10657,8 +10459,8 @@
   </w:style>
   <w:style w:type="paragraph" w:customStyle="1" w:styleId="zzBiblio">
     <w:name w:val="zzBiblio"/>
-    <w:basedOn w:val="Normln"/>
-    <w:next w:val="Normln"/>
+    <w:basedOn w:val="Normal"/>
+    <w:next w:val="Normal"/>
     <w:rsid w:val="00234DFA"/>
     <w:pPr>
       <w:pageBreakBefore/>
@@ -10672,9 +10474,9 @@
       <w:lang w:val="en-GB" w:eastAsia="ja-JP"/>
     </w:rPr>
   </w:style>
-  <w:style w:type="character" w:customStyle="1" w:styleId="NzevChar">
-    <w:name w:val="Název Char"/>
-    <w:link w:val="Nzev"/>
+  <w:style w:type="character" w:customStyle="1" w:styleId="TitleChar">
+    <w:name w:val="Title Char"/>
+    <w:link w:val="Title"/>
     <w:rsid w:val="00234DFA"/>
     <w:rPr>
       <w:rFonts w:ascii="Arial" w:hAnsi="Arial" w:cs="Arial"/>
@@ -10687,7 +10489,7 @@
   </w:style>
   <w:style w:type="paragraph" w:customStyle="1" w:styleId="Tablebody">
     <w:name w:val="Table body"/>
-    <w:basedOn w:val="Zkladntext"/>
+    <w:basedOn w:val="BodyText"/>
     <w:link w:val="TablebodyChar"/>
     <w:rsid w:val="00004AEE"/>
     <w:pPr>
